--- a/JASA_Response_Letter/Revision/response_to_review.docx
+++ b/JASA_Response_Letter/Revision/response_to_review.docx
@@ -414,7 +414,25 @@
           <w:iCs/>
           <w:lang w:val="en-US"/>
         </w:rPr>
-        <w:t>are grateful for that feedback. Below, we outline in more detail how we reduced the defensive tone of the letter, while we maintain the key messages which matter to us – including potential misconceptions of our framework.</w:t>
+        <w:t xml:space="preserve">are grateful for that feedback. Below, we outline in more detail how we reduced the defensive tone of the letter, while we maintain the key messages </w:t>
+      </w:r>
+      <w:r>
+        <w:rPr>
+          <w:bCs/>
+          <w:i/>
+          <w:iCs/>
+          <w:lang w:val="en-US"/>
+        </w:rPr>
+        <w:t>that matter to us,</w:t>
+      </w:r>
+      <w:r>
+        <w:rPr>
+          <w:bCs/>
+          <w:i/>
+          <w:iCs/>
+          <w:lang w:val="en-US"/>
+        </w:rPr>
+        <w:t xml:space="preserve"> including potential misconceptions of our framework.</w:t>
       </w:r>
       <w:r>
         <w:rPr>
@@ -658,7 +676,7 @@
           <w:iCs/>
           <w:lang w:val="en-US"/>
         </w:rPr>
-        <w:t>, because suggesting that naturalness is an objective feature of the acoustics alone, is misleading and highly problematic.</w:t>
+        <w:t>, because suggesting that naturalness is an objective feature of the acoustics alone is misleading and highly problematic.</w:t>
       </w:r>
       <w:r>
         <w:rPr>
@@ -680,7 +698,23 @@
           <w:iCs/>
           <w:lang w:val="en-US"/>
         </w:rPr>
-        <w:t xml:space="preserve">any suggestions that naturalness is something that can ever be objectively defined or for which there is a ground truth. Instead, </w:t>
+        <w:t xml:space="preserve">any </w:t>
+      </w:r>
+      <w:r>
+        <w:rPr>
+          <w:i/>
+          <w:iCs/>
+          <w:lang w:val="en-US"/>
+        </w:rPr>
+        <w:t>suggestion that naturalness can ever be objectively defined or that</w:t>
+      </w:r>
+      <w:r>
+        <w:rPr>
+          <w:i/>
+          <w:iCs/>
+          <w:lang w:val="en-US"/>
+        </w:rPr>
+        <w:t xml:space="preserve"> there is a ground truth. Instead, </w:t>
       </w:r>
       <w:r>
         <w:rPr>
@@ -712,28 +746,6 @@
           <w:iCs/>
           <w:lang w:val="en-US"/>
         </w:rPr>
-        <w:t xml:space="preserve"> the fact that naturalness impressions are always formed in the ear of </w:t>
-      </w:r>
-      <w:r>
-        <w:rPr>
-          <w:i/>
-          <w:iCs/>
-          <w:lang w:val="en-US"/>
-        </w:rPr>
-        <w:t xml:space="preserve">the </w:t>
-      </w:r>
-      <w:r>
-        <w:rPr>
-          <w:i/>
-          <w:iCs/>
-          <w:lang w:val="en-US"/>
-        </w:rPr>
-        <w:t>beholder, through an inner reference which Pinheiro – intentionally or not – omitted in her statement.</w:t>
-      </w:r>
-      <w:r>
-        <w:rPr>
-          <w:lang w:val="en-US"/>
-        </w:rPr>
         <w:t xml:space="preserve"> </w:t>
       </w:r>
       <w:r>
@@ -742,6 +754,28 @@
           <w:iCs/>
           <w:lang w:val="en-US"/>
         </w:rPr>
+        <w:t>that naturalness impressions are always formed in the beholder's ear, through an inner reference that Pinheiro – intentionally or not – omitted from</w:t>
+      </w:r>
+      <w:r>
+        <w:rPr>
+          <w:i/>
+          <w:iCs/>
+          <w:lang w:val="en-US"/>
+        </w:rPr>
+        <w:t xml:space="preserve"> her statement.</w:t>
+      </w:r>
+      <w:r>
+        <w:rPr>
+          <w:lang w:val="en-US"/>
+        </w:rPr>
+        <w:t xml:space="preserve"> </w:t>
+      </w:r>
+      <w:r>
+        <w:rPr>
+          <w:i/>
+          <w:iCs/>
+          <w:lang w:val="en-US"/>
+        </w:rPr>
         <w:t>Why is this so crucial that we put this at the beginning of our letter?</w:t>
       </w:r>
       <w:r>
@@ -756,36 +790,26 @@
           <w:iCs/>
           <w:lang w:val="en-US"/>
         </w:rPr>
-        <w:t>This is captured by the very emotive response of Review 2 below, who raises the point that – if used in an ill-defined and unreflec</w:t>
-      </w:r>
-      <w:r>
-        <w:rPr>
-          <w:i/>
-          <w:iCs/>
-          <w:lang w:val="en-US"/>
-        </w:rPr>
-        <w:t>tive</w:t>
-      </w:r>
-      <w:r>
-        <w:rPr>
-          <w:i/>
-          <w:iCs/>
-          <w:lang w:val="en-US"/>
-        </w:rPr>
-        <w:t xml:space="preserve"> manner </w:t>
-      </w:r>
-      <w:r>
-        <w:rPr>
-          <w:i/>
-          <w:iCs/>
-          <w:lang w:val="en-US"/>
-        </w:rPr>
-        <w:t>–</w:t>
-      </w:r>
-      <w:r>
-        <w:rPr>
-          <w:i/>
-          <w:iCs/>
+        <w:t xml:space="preserve">This is captured by the very emotive response </w:t>
+      </w:r>
+      <w:r>
+        <w:rPr>
+          <w:i/>
+          <w:iCs/>
+          <w:lang w:val="en-US"/>
+        </w:rPr>
+        <w:t>in Review 2 below, which raises the point that – if used in an ill-defined and unreflective manner – evaluations of naturalness can be used as a means of discrimination and the repression of</w:t>
+      </w:r>
+      <w:r>
+        <w:rPr>
+          <w:i/>
+          <w:iCs/>
+          <w:lang w:val="en-US"/>
+        </w:rPr>
+        <w:t xml:space="preserve"> diversity.</w:t>
+      </w:r>
+      <w:r>
+        <w:rPr>
           <w:lang w:val="en-US"/>
         </w:rPr>
         <w:t xml:space="preserve"> </w:t>
@@ -796,7 +820,55 @@
           <w:iCs/>
           <w:lang w:val="en-US"/>
         </w:rPr>
-        <w:t>evaluations of naturalness can be used as a means of discrimination and repressing diversity.</w:t>
+        <w:t xml:space="preserve">Of course, we all </w:t>
+      </w:r>
+      <w:r>
+        <w:rPr>
+          <w:i/>
+          <w:iCs/>
+          <w:lang w:val="en-US"/>
+        </w:rPr>
+        <w:t>must</w:t>
+      </w:r>
+      <w:r>
+        <w:rPr>
+          <w:i/>
+          <w:iCs/>
+          <w:lang w:val="en-US"/>
+        </w:rPr>
+        <w:t xml:space="preserve"> do our best to avoid that </w:t>
+      </w:r>
+      <w:r>
+        <w:rPr>
+          <w:i/>
+          <w:iCs/>
+          <w:lang w:val="en-US"/>
+        </w:rPr>
+        <w:t xml:space="preserve">from </w:t>
+      </w:r>
+      <w:r>
+        <w:rPr>
+          <w:i/>
+          <w:iCs/>
+          <w:lang w:val="en-US"/>
+        </w:rPr>
+        <w:t xml:space="preserve">happening (and/or critically reflect on how </w:t>
+      </w:r>
+      <w:r>
+        <w:rPr>
+          <w:i/>
+          <w:iCs/>
+          <w:lang w:val="en-US"/>
+        </w:rPr>
+        <w:t xml:space="preserve">it happened in the past) by the way we conduct </w:t>
+      </w:r>
+      <w:r>
+        <w:rPr>
+          <w:i/>
+          <w:iCs/>
+          <w:lang w:val="en-US"/>
+        </w:rPr>
+        <w:t>scientific debate.</w:t>
       </w:r>
       <w:r>
         <w:rPr>
@@ -810,42 +882,44 @@
           <w:iCs/>
           <w:lang w:val="en-US"/>
         </w:rPr>
-        <w:t xml:space="preserve">Of course, we all </w:t>
-      </w:r>
-      <w:r>
-        <w:rPr>
-          <w:i/>
-          <w:iCs/>
-          <w:lang w:val="en-US"/>
-        </w:rPr>
-        <w:t>must</w:t>
-      </w:r>
-      <w:r>
-        <w:rPr>
-          <w:i/>
-          <w:iCs/>
-          <w:lang w:val="en-US"/>
-        </w:rPr>
-        <w:t xml:space="preserve"> do our best to avoid that </w:t>
-      </w:r>
-      <w:r>
-        <w:rPr>
-          <w:i/>
-          <w:iCs/>
-          <w:lang w:val="en-US"/>
-        </w:rPr>
-        <w:t xml:space="preserve">from </w:t>
-      </w:r>
-      <w:r>
-        <w:rPr>
-          <w:i/>
-          <w:iCs/>
-          <w:lang w:val="en-US"/>
-        </w:rPr>
-        <w:t>happening (and/or critically reflect on how this happened in the past) through the way we conduct the scientific debate.</w:t>
-      </w:r>
-      <w:r>
-        <w:rPr>
+        <w:t xml:space="preserve">And </w:t>
+      </w:r>
+      <w:r>
+        <w:rPr>
+          <w:i/>
+          <w:iCs/>
+          <w:lang w:val="en-US"/>
+        </w:rPr>
+        <w:t>of course,</w:t>
+      </w:r>
+      <w:r>
+        <w:rPr>
+          <w:i/>
+          <w:iCs/>
+          <w:lang w:val="en-US"/>
+        </w:rPr>
+        <w:t xml:space="preserve"> we were very concerned when our framework </w:t>
+      </w:r>
+      <w:r>
+        <w:rPr>
+          <w:i/>
+          <w:iCs/>
+          <w:lang w:val="en-US"/>
+        </w:rPr>
+        <w:t xml:space="preserve">was </w:t>
+      </w:r>
+      <w:r>
+        <w:rPr>
+          <w:i/>
+          <w:iCs/>
+          <w:lang w:val="en-US"/>
+        </w:rPr>
+        <w:t>incorrectly accused of not having</w:t>
+      </w:r>
+      <w:r>
+        <w:rPr>
+          <w:i/>
+          <w:iCs/>
           <w:lang w:val="en-US"/>
         </w:rPr>
         <w:t xml:space="preserve"> </w:t>
@@ -856,80 +930,536 @@
           <w:iCs/>
           <w:lang w:val="en-US"/>
         </w:rPr>
-        <w:t xml:space="preserve">And </w:t>
-      </w:r>
-      <w:r>
-        <w:rPr>
-          <w:i/>
-          <w:iCs/>
-          <w:lang w:val="en-US"/>
-        </w:rPr>
-        <w:t>of course,</w:t>
-      </w:r>
-      <w:r>
-        <w:rPr>
-          <w:i/>
-          <w:iCs/>
-          <w:lang w:val="en-US"/>
-        </w:rPr>
-        <w:t xml:space="preserve"> we were very concerned when our framework </w:t>
-      </w:r>
-      <w:r>
-        <w:rPr>
-          <w:i/>
-          <w:iCs/>
-          <w:lang w:val="en-US"/>
-        </w:rPr>
-        <w:t xml:space="preserve">was </w:t>
-      </w:r>
-      <w:r>
-        <w:rPr>
-          <w:i/>
-          <w:iCs/>
-          <w:lang w:val="en-US"/>
-        </w:rPr>
-        <w:t xml:space="preserve">accused incorrectly </w:t>
+        <w:t>account</w:t>
+      </w:r>
+      <w:r>
+        <w:rPr>
+          <w:i/>
+          <w:iCs/>
+          <w:lang w:val="en-US"/>
+        </w:rPr>
+        <w:t>ed</w:t>
+      </w:r>
+      <w:r>
+        <w:rPr>
+          <w:i/>
+          <w:iCs/>
+          <w:lang w:val="en-US"/>
+        </w:rPr>
+        <w:t xml:space="preserve"> for the subjectivity of naturalness impressions. The key concern for us here is not what Pinheiro (2025) may have meant in her statement, but what readers </w:t>
+      </w:r>
+      <w:r>
+        <w:rPr>
+          <w:i/>
+          <w:iCs/>
+          <w:lang w:val="en-US"/>
+        </w:rPr>
+        <w:t xml:space="preserve">infer from it. In fact, before we wrote our response, we discussed </w:t>
+      </w:r>
+      <w:r>
+        <w:rPr>
+          <w:i/>
+          <w:iCs/>
+          <w:lang w:val="en-US"/>
+        </w:rPr>
+        <w:t xml:space="preserve">Pinheiro's letter with several other researchers, and they all agreed that her paraphrasing implies something that does not fit </w:t>
+      </w:r>
+      <w:r>
+        <w:rPr>
+          <w:i/>
+          <w:iCs/>
+          <w:lang w:val="en-US"/>
+        </w:rPr>
+        <w:t>what we expressed in our</w:t>
+      </w:r>
+      <w:r>
+        <w:rPr>
+          <w:i/>
+          <w:iCs/>
+          <w:lang w:val="en-US"/>
+        </w:rPr>
+        <w:t xml:space="preserve"> original concept. All we want to do here is avoid incomplete (and potentially </w:t>
+      </w:r>
+      <w:r>
+        <w:rPr>
+          <w:i/>
+          <w:iCs/>
+          <w:lang w:val="en-US"/>
+        </w:rPr>
+        <w:t>misleading</w:t>
+      </w:r>
+      <w:r>
+        <w:rPr>
+          <w:i/>
+          <w:iCs/>
+          <w:lang w:val="en-US"/>
+        </w:rPr>
+        <w:t>) interpretations of our concept from spreading in the scientific community</w:t>
+      </w:r>
+      <w:r>
+        <w:rPr>
+          <w:i/>
+          <w:iCs/>
+          <w:lang w:val="en-US"/>
+        </w:rPr>
+        <w:t xml:space="preserve"> – and that is </w:t>
+      </w:r>
+      <w:r>
+        <w:rPr>
+          <w:i/>
+          <w:iCs/>
+          <w:lang w:val="en-US"/>
+        </w:rPr>
+        <w:t xml:space="preserve">presumably </w:t>
+      </w:r>
+      <w:r>
+        <w:rPr>
+          <w:i/>
+          <w:iCs/>
+          <w:lang w:val="en-US"/>
+        </w:rPr>
+        <w:t xml:space="preserve">a concern on which Pinheiro and we align. </w:t>
+      </w:r>
+    </w:p>
+    <w:p>
+      <w:pPr>
+        <w:ind w:left="708"/>
+        <w:rPr>
+          <w:i/>
+          <w:iCs/>
+          <w:color w:val="C00000"/>
+          <w:lang w:val="en-US"/>
+        </w:rPr>
+      </w:pPr>
+      <w:r>
+        <w:rPr>
+          <w:i/>
+          <w:iCs/>
+          <w:lang w:val="en-US"/>
+        </w:rPr>
+        <w:t xml:space="preserve">To reduce unnecessary </w:t>
+      </w:r>
+      <w:r>
+        <w:rPr>
+          <w:i/>
+          <w:iCs/>
+          <w:lang w:val="en-US"/>
+        </w:rPr>
+        <w:t>defensiveness,</w:t>
+      </w:r>
+      <w:r>
+        <w:rPr>
+          <w:i/>
+          <w:iCs/>
+          <w:lang w:val="en-US"/>
+        </w:rPr>
+        <w:t xml:space="preserve"> we adjusted the wording </w:t>
+      </w:r>
+      <w:r>
+        <w:rPr>
+          <w:i/>
+          <w:iCs/>
+          <w:lang w:val="en-US"/>
+        </w:rPr>
+        <w:t>in the abstract, in the section of definitional discrepancies (lines 60 – 85), and the first section on linking self-voice to our framework (lines 87-93)</w:t>
+      </w:r>
+    </w:p>
+    <w:p>
+      <w:pPr>
+        <w:rPr>
+          <w:lang w:val="en-US"/>
+        </w:rPr>
+      </w:pPr>
+      <w:r>
+        <w:rPr>
+          <w:lang w:val="en-US"/>
+        </w:rPr>
+        <w:t>- Then, Pinheiro (2025, p. 4046) later clarifies: "Naturalness [...] must therefore be understood as emerging from the interaction between the acoustic properties of speech and the listener's representational framework", which is in line with Nussbaum et al. (2025) definition of deviation-based naturalness.</w:t>
+      </w:r>
+    </w:p>
+    <w:p>
+      <w:pPr>
+        <w:ind w:left="708"/>
+        <w:rPr>
+          <w:i/>
+          <w:iCs/>
+          <w:lang w:val="en-US"/>
+        </w:rPr>
+      </w:pPr>
+      <w:r>
+        <w:rPr>
+          <w:b/>
+          <w:lang w:val="en-US"/>
+        </w:rPr>
+        <w:t>Response:</w:t>
+      </w:r>
+      <w:r>
+        <w:rPr>
+          <w:b/>
+          <w:lang w:val="en-US"/>
+        </w:rPr>
+        <w:t xml:space="preserve"> </w:t>
+      </w:r>
+      <w:r>
+        <w:rPr>
+          <w:bCs/>
+          <w:i/>
+          <w:iCs/>
+          <w:lang w:val="en-US"/>
+        </w:rPr>
+        <w:t xml:space="preserve">We agree, as we wrote in Line </w:t>
+      </w:r>
+      <w:r>
+        <w:rPr>
+          <w:bCs/>
+          <w:i/>
+          <w:iCs/>
+          <w:lang w:val="en-US"/>
+        </w:rPr>
+        <w:t>80</w:t>
+      </w:r>
+      <w:r>
+        <w:rPr>
+          <w:bCs/>
+          <w:i/>
+          <w:iCs/>
+          <w:lang w:val="en-US"/>
+        </w:rPr>
+        <w:t xml:space="preserve"> - 8</w:t>
+      </w:r>
+      <w:r>
+        <w:rPr>
+          <w:bCs/>
+          <w:i/>
+          <w:iCs/>
+          <w:lang w:val="en-US"/>
+        </w:rPr>
+        <w:t>2</w:t>
+      </w:r>
+      <w:r>
+        <w:rPr>
+          <w:bCs/>
+          <w:i/>
+          <w:iCs/>
+          <w:lang w:val="en-US"/>
+        </w:rPr>
+        <w:t>: “Pinheiro (2025) sums this up perfectly: “Naturalness […] must therefore be understood as emerging from the interaction between the acoustic properties of speech and the listener’s representational framework.” (page 4046</w:t>
+      </w:r>
+      <w:r>
+        <w:rPr>
+          <w:lang w:val="en-US"/>
+        </w:rPr>
+        <w:t xml:space="preserve"> </w:t>
+      </w:r>
+      <w:r>
+        <w:rPr>
+          <w:bCs/>
+          <w:i/>
+          <w:iCs/>
+          <w:lang w:val="en-US"/>
+        </w:rPr>
+        <w:t xml:space="preserve">We are fully aligned with this </w:t>
       </w:r>
       <w:proofErr w:type="gramStart"/>
       <w:r>
         <w:rPr>
-          <w:i/>
-          <w:iCs/>
-          <w:lang w:val="en-US"/>
-        </w:rPr>
-        <w:t>to</w:t>
+          <w:bCs/>
+          <w:i/>
+          <w:iCs/>
+          <w:lang w:val="en-US"/>
+        </w:rPr>
+        <w:t>-  in</w:t>
       </w:r>
       <w:proofErr w:type="gramEnd"/>
       <w:r>
         <w:rPr>
-          <w:i/>
-          <w:iCs/>
+          <w:bCs/>
+          <w:i/>
+          <w:iCs/>
+          <w:lang w:val="en-US"/>
+        </w:rPr>
+        <w:t xml:space="preserve"> fact, it is the essence of our model (cf. Figure 2, Nussbaum et al. 2025, page 473).</w:t>
+      </w:r>
+      <w:r>
+        <w:rPr>
+          <w:bCs/>
+          <w:i/>
+          <w:iCs/>
+          <w:lang w:val="en-US"/>
+        </w:rPr>
+        <w:t>”</w:t>
+      </w:r>
+    </w:p>
+    <w:p>
+      <w:pPr>
+        <w:rPr>
+          <w:lang w:val="en-US"/>
+        </w:rPr>
+      </w:pPr>
+      <w:r>
+        <w:rPr>
+          <w:lang w:val="en-US"/>
+        </w:rPr>
+        <w:t>-&gt; In other words, Pinheiro (2025)'s first statement may have referred to the objective definition of the voice sample, while the second statement addresses the perceptive judgement. Since this is indeed open to interpretation, to avoid any speculation, I recommend seeking clarification rather than assuming opposition. Both authors (</w:t>
+      </w:r>
+      <w:proofErr w:type="spellStart"/>
+      <w:r>
+        <w:rPr>
+          <w:lang w:val="en-US"/>
+        </w:rPr>
+        <w:t>Pinherio</w:t>
+      </w:r>
+      <w:proofErr w:type="spellEnd"/>
+      <w:r>
+        <w:rPr>
+          <w:lang w:val="en-US"/>
+        </w:rPr>
+        <w:t xml:space="preserve"> and Nussbaum et al.) may in fact </w:t>
+      </w:r>
+      <w:proofErr w:type="gramStart"/>
+      <w:r>
+        <w:rPr>
+          <w:lang w:val="en-US"/>
+        </w:rPr>
+        <w:t>actually align</w:t>
+      </w:r>
+      <w:proofErr w:type="gramEnd"/>
+      <w:r>
+        <w:rPr>
+          <w:lang w:val="en-US"/>
+        </w:rPr>
+        <w:t>.</w:t>
+      </w:r>
+    </w:p>
+    <w:p>
+      <w:pPr>
+        <w:ind w:left="708"/>
+        <w:rPr>
+          <w:bCs/>
+          <w:lang w:val="en-US"/>
+        </w:rPr>
+      </w:pPr>
+      <w:r>
+        <w:rPr>
+          <w:b/>
+          <w:lang w:val="en-US"/>
+        </w:rPr>
+        <w:t>Response:</w:t>
+      </w:r>
+      <w:r>
+        <w:rPr>
+          <w:b/>
           <w:lang w:val="en-US"/>
         </w:rPr>
         <w:t xml:space="preserve"> </w:t>
       </w:r>
       <w:r>
         <w:rPr>
-          <w:i/>
-          <w:iCs/>
-          <w:lang w:val="en-US"/>
-        </w:rPr>
-        <w:t xml:space="preserve">not </w:t>
+          <w:bCs/>
+          <w:i/>
+          <w:iCs/>
+          <w:lang w:val="en-US"/>
+        </w:rPr>
+        <w:t xml:space="preserve">This is a valid </w:t>
+      </w:r>
+      <w:r>
+        <w:rPr>
+          <w:bCs/>
+          <w:i/>
+          <w:iCs/>
+          <w:lang w:val="en-US"/>
+        </w:rPr>
+        <w:t>point</w:t>
+      </w:r>
+      <w:r>
+        <w:rPr>
+          <w:bCs/>
+          <w:i/>
+          <w:iCs/>
+          <w:lang w:val="en-US"/>
+        </w:rPr>
+        <w:t>,</w:t>
+      </w:r>
+      <w:r>
+        <w:rPr>
+          <w:bCs/>
+          <w:i/>
+          <w:iCs/>
+          <w:lang w:val="en-US"/>
+        </w:rPr>
+        <w:t xml:space="preserve"> and we modif</w:t>
+      </w:r>
+      <w:r>
+        <w:rPr>
+          <w:bCs/>
+          <w:i/>
+          <w:iCs/>
+          <w:lang w:val="en-US"/>
+        </w:rPr>
+        <w:t>ied</w:t>
+      </w:r>
+      <w:r>
+        <w:rPr>
+          <w:bCs/>
+          <w:i/>
+          <w:iCs/>
+          <w:lang w:val="en-US"/>
+        </w:rPr>
+        <w:t xml:space="preserve"> our letter accordingly. </w:t>
+      </w:r>
+      <w:r>
+        <w:rPr>
+          <w:bCs/>
+          <w:i/>
+          <w:iCs/>
+          <w:lang w:val="en-US"/>
+        </w:rPr>
+        <w:t xml:space="preserve">As mentioned above, the objective is to clarify the story for the readers and not get tangled up in speculations </w:t>
+      </w:r>
+      <w:r>
+        <w:rPr>
+          <w:bCs/>
+          <w:i/>
+          <w:iCs/>
+          <w:lang w:val="en-US"/>
+        </w:rPr>
+        <w:t xml:space="preserve">about </w:t>
+      </w:r>
+      <w:r>
+        <w:rPr>
+          <w:bCs/>
+          <w:i/>
+          <w:iCs/>
+          <w:lang w:val="en-US"/>
+        </w:rPr>
+        <w:t>what the author may or may not have meant.</w:t>
+      </w:r>
+      <w:r>
+        <w:rPr>
+          <w:bCs/>
+          <w:lang w:val="en-US"/>
+        </w:rPr>
+        <w:t xml:space="preserve"> </w:t>
+      </w:r>
+    </w:p>
+    <w:p>
+      <w:pPr>
+        <w:rPr>
+          <w:lang w:val="en-US"/>
+        </w:rPr>
+      </w:pPr>
+    </w:p>
+    <w:p>
+      <w:pPr>
+        <w:rPr>
+          <w:lang w:val="en-US"/>
+        </w:rPr>
+      </w:pPr>
+      <w:r>
+        <w:rPr>
+          <w:lang w:val="en-US"/>
+        </w:rPr>
+        <w:lastRenderedPageBreak/>
+        <w:t xml:space="preserve">Second, the authors explicitly admit that they intentionally omitted a detailed discussion of self-voice in their original paper to avoid overloading their argument (L82). </w:t>
+      </w:r>
+    </w:p>
+    <w:p>
+      <w:pPr>
+        <w:rPr>
+          <w:lang w:val="en-US"/>
+        </w:rPr>
+      </w:pPr>
+      <w:r>
+        <w:rPr>
+          <w:lang w:val="en-US"/>
+        </w:rPr>
+        <w:t>- Pinheiro's claim that self-voice was "overlooked" is then factually correct given the authors' own admission.</w:t>
+      </w:r>
+    </w:p>
+    <w:p>
+      <w:pPr>
+        <w:rPr>
+          <w:lang w:val="en-US"/>
+        </w:rPr>
+      </w:pPr>
+      <w:r>
+        <w:rPr>
+          <w:lang w:val="en-US"/>
+        </w:rPr>
+        <w:t xml:space="preserve">- The authors' discussion about Yamagishi et al. (2012) and </w:t>
+      </w:r>
+      <w:proofErr w:type="spellStart"/>
+      <w:r>
+        <w:rPr>
+          <w:lang w:val="en-US"/>
+        </w:rPr>
+        <w:t>Hyppa</w:t>
+      </w:r>
+      <w:proofErr w:type="spellEnd"/>
+      <w:r>
+        <w:rPr>
+          <w:lang w:val="en-US"/>
+        </w:rPr>
+        <w:t>-Martin et al. (2024) mentions authenticity. But they do not define authenticity as self-relevance but rather as identity authenticity.</w:t>
+      </w:r>
+    </w:p>
+    <w:p>
+      <w:pPr>
+        <w:rPr>
+          <w:lang w:val="en-US"/>
+        </w:rPr>
+      </w:pPr>
+      <w:r>
+        <w:rPr>
+          <w:lang w:val="en-US"/>
+        </w:rPr>
+        <w:t xml:space="preserve">-&gt; I find arguing against Pinheiro's factual </w:t>
       </w:r>
       <w:proofErr w:type="gramStart"/>
       <w:r>
         <w:rPr>
-          <w:i/>
-          <w:iCs/>
-          <w:lang w:val="en-US"/>
-        </w:rPr>
-        <w:t>have</w:t>
+          <w:lang w:val="en-US"/>
+        </w:rPr>
+        <w:t>observation is</w:t>
       </w:r>
       <w:proofErr w:type="gramEnd"/>
       <w:r>
         <w:rPr>
-          <w:i/>
-          <w:iCs/>
+          <w:lang w:val="en-US"/>
+        </w:rPr>
+        <w:t xml:space="preserve"> unnecessary and counterproductive. Instead, the authors should acknowledge the omission and explain how self-voice can be integrated into their existing framework (as they later do in L89-104). Framing this as a </w:t>
+      </w:r>
+      <w:proofErr w:type="gramStart"/>
+      <w:r>
+        <w:rPr>
+          <w:lang w:val="en-US"/>
+        </w:rPr>
+        <w:t>disagreement risks</w:t>
+      </w:r>
+      <w:proofErr w:type="gramEnd"/>
+      <w:r>
+        <w:rPr>
+          <w:lang w:val="en-US"/>
+        </w:rPr>
+        <w:t xml:space="preserve"> undermining the letter's credibility. By contrast, constructively positioning this additional self-voice dimension within their framework would add far more value to the letter.</w:t>
+      </w:r>
+    </w:p>
+    <w:p>
+      <w:pPr>
+        <w:ind w:left="708"/>
+        <w:rPr>
+          <w:lang w:val="en-US"/>
+        </w:rPr>
+      </w:pPr>
+      <w:r>
+        <w:rPr>
+          <w:b/>
+          <w:lang w:val="en-US"/>
+        </w:rPr>
+        <w:t>Response:</w:t>
+      </w:r>
+      <w:r>
+        <w:rPr>
           <w:lang w:val="en-US"/>
         </w:rPr>
         <w:t xml:space="preserve"> </w:t>
@@ -940,31 +1470,191 @@
           <w:iCs/>
           <w:lang w:val="en-US"/>
         </w:rPr>
-        <w:t>account</w:t>
-      </w:r>
-      <w:r>
-        <w:rPr>
-          <w:i/>
-          <w:iCs/>
-          <w:lang w:val="en-US"/>
-        </w:rPr>
-        <w:t>ed</w:t>
-      </w:r>
-      <w:r>
-        <w:rPr>
-          <w:i/>
-          <w:iCs/>
-          <w:lang w:val="en-US"/>
-        </w:rPr>
-        <w:t xml:space="preserve"> for the subjectivity of naturalness impressions. The key concern for us here is not what Pinheiro (2025) may have meant in her statement, but what readers </w:t>
-      </w:r>
-      <w:r>
-        <w:rPr>
-          <w:i/>
-          <w:iCs/>
-          <w:lang w:val="en-US"/>
-        </w:rPr>
-        <w:t>infer from it. In fact, before we wrote our response, we discussed Pinheiros letter with several other researchers</w:t>
+        <w:t>We respectfully disagree that Pinheiro´s claim that we “overlooked” the self</w:t>
+      </w:r>
+      <w:r>
+        <w:rPr>
+          <w:i/>
+          <w:iCs/>
+          <w:lang w:val="en-US"/>
+        </w:rPr>
+        <w:t>-</w:t>
+      </w:r>
+      <w:r>
+        <w:rPr>
+          <w:i/>
+          <w:iCs/>
+          <w:lang w:val="en-US"/>
+        </w:rPr>
+        <w:t>voice is factually correct. T</w:t>
+      </w:r>
+      <w:r>
+        <w:rPr>
+          <w:i/>
+          <w:iCs/>
+          <w:lang w:val="en-US"/>
+        </w:rPr>
+        <w:t xml:space="preserve">here is a difference between “overlooking” and “intentionally </w:t>
+      </w:r>
+      <w:r>
+        <w:rPr>
+          <w:i/>
+          <w:iCs/>
+          <w:lang w:val="en-US"/>
+        </w:rPr>
+        <w:t>de-emphasizing</w:t>
+      </w:r>
+      <w:r>
+        <w:rPr>
+          <w:i/>
+          <w:iCs/>
+          <w:lang w:val="en-US"/>
+        </w:rPr>
+        <w:t>”, but we acknowledge this does not aid the scientific debate. Therefore, we changed the</w:t>
+      </w:r>
+      <w:r>
+        <w:rPr>
+          <w:i/>
+          <w:iCs/>
+          <w:lang w:val="en-US"/>
+        </w:rPr>
+        <w:t xml:space="preserve"> section from line 87 – 93 accordingly. </w:t>
+      </w:r>
+      <w:r>
+        <w:rPr>
+          <w:color w:val="C00000"/>
+          <w:lang w:val="en-US"/>
+        </w:rPr>
+        <w:t xml:space="preserve"> </w:t>
+      </w:r>
+    </w:p>
+    <w:p>
+      <w:pPr>
+        <w:rPr>
+          <w:lang w:val="en-US"/>
+        </w:rPr>
+      </w:pPr>
+    </w:p>
+    <w:p>
+      <w:pPr>
+        <w:rPr>
+          <w:lang w:val="en-US"/>
+        </w:rPr>
+      </w:pPr>
+      <w:r>
+        <w:rPr>
+          <w:lang w:val="en-US"/>
+        </w:rPr>
+        <w:t>2. Arguing why self-voice is within the framework should be an extension, not a contradiction</w:t>
+      </w:r>
+    </w:p>
+    <w:p>
+      <w:pPr>
+        <w:rPr>
+          <w:lang w:val="en-US"/>
+        </w:rPr>
+      </w:pPr>
+      <w:r>
+        <w:rPr>
+          <w:lang w:val="en-US"/>
+        </w:rPr>
+        <w:t>-------------------------------------</w:t>
+      </w:r>
+    </w:p>
+    <w:p>
+      <w:pPr>
+        <w:rPr>
+          <w:lang w:val="en-US"/>
+        </w:rPr>
+      </w:pPr>
+      <w:r>
+        <w:rPr>
+          <w:lang w:val="en-US"/>
+        </w:rPr>
+        <w:t xml:space="preserve">First, the most compelling part of this letter is the authenticity argument (L89-104), which positions self-voice as a special case of authenticity within the authors' framework. However, this is currently framed as a contradiction to Pinheiro (2025), when it </w:t>
+      </w:r>
+      <w:proofErr w:type="gramStart"/>
+      <w:r>
+        <w:rPr>
+          <w:lang w:val="en-US"/>
+        </w:rPr>
+        <w:t>actually extends</w:t>
+      </w:r>
+      <w:proofErr w:type="gramEnd"/>
+      <w:r>
+        <w:rPr>
+          <w:lang w:val="en-US"/>
+        </w:rPr>
+        <w:t xml:space="preserve"> and enriches her perspective. In particular, the author themselves argue that naturalness and authenticity are complementary dimensions of voice evaluation. By placing self-voice within the authenticity framework, they logically position self-voice as complementary to naturalness, which is precisely the claim of Pinheiro (2025). Therefore, it would strengthen this letter to start from Pinheiro's observation (self-voice complementary to naturalness</w:t>
+      </w:r>
+      <w:proofErr w:type="gramStart"/>
+      <w:r>
+        <w:rPr>
+          <w:lang w:val="en-US"/>
+        </w:rPr>
+        <w:t>), and</w:t>
+      </w:r>
+      <w:proofErr w:type="gramEnd"/>
+      <w:r>
+        <w:rPr>
+          <w:lang w:val="en-US"/>
+        </w:rPr>
+        <w:t xml:space="preserve"> then extend their vision (self-voice as part of authenticity, itself complementary to naturalness). </w:t>
+      </w:r>
+    </w:p>
+    <w:p>
+      <w:pPr>
+        <w:rPr>
+          <w:lang w:val="en-US"/>
+        </w:rPr>
+      </w:pPr>
+      <w:r>
+        <w:rPr>
+          <w:lang w:val="en-US"/>
+        </w:rPr>
+        <w:t xml:space="preserve">-&gt; Overall, this argument should be brought to the forefront of the letter (e.g., abstract and introduction) rather than focusing on the possible misunderstanding mentioned above. </w:t>
+      </w:r>
+    </w:p>
+    <w:p>
+      <w:pPr>
+        <w:ind w:left="708"/>
+        <w:rPr>
+          <w:b/>
+          <w:i/>
+          <w:iCs/>
+          <w:lang w:val="en-US"/>
+        </w:rPr>
+      </w:pPr>
+      <w:r>
+        <w:rPr>
+          <w:b/>
+          <w:lang w:val="en-US"/>
+        </w:rPr>
+        <w:t xml:space="preserve">Response: </w:t>
+      </w:r>
+      <w:r>
+        <w:rPr>
+          <w:i/>
+          <w:iCs/>
+          <w:lang w:val="en-US"/>
+        </w:rPr>
+        <w:t xml:space="preserve">Thank you for this perspective. We now rephrased the wording to highlight that our conceptual angle is in line with Pinheiros call, rather than contradicting it. The comment now addresses the authenticity argument in its own </w:t>
+      </w:r>
+      <w:r>
+        <w:rPr>
+          <w:i/>
+          <w:iCs/>
+          <w:lang w:val="en-US"/>
+        </w:rPr>
+        <w:t>paragraph;</w:t>
+      </w:r>
+      <w:r>
+        <w:rPr>
+          <w:i/>
+          <w:iCs/>
+          <w:lang w:val="en-US"/>
+        </w:rPr>
+        <w:t xml:space="preserve"> to give it more focus</w:t>
       </w:r>
       <w:r>
         <w:rPr>
@@ -980,15 +1670,7 @@
           <w:iCs/>
           <w:lang w:val="en-US"/>
         </w:rPr>
-        <w:t xml:space="preserve"> and they all agreed that her paraphrasing implies something </w:t>
-      </w:r>
-      <w:r>
-        <w:rPr>
-          <w:i/>
-          <w:iCs/>
-          <w:lang w:val="en-US"/>
-        </w:rPr>
-        <w:t xml:space="preserve">that does not fit </w:t>
+        <w:t xml:space="preserve"> we also adjusted the abstract to highlight this argument. Nevertheless, the potential misunderstanding around the definition of voice naturalness is still included in a </w:t>
       </w:r>
       <w:proofErr w:type="gramStart"/>
       <w:r>
@@ -997,7 +1679,7 @@
           <w:iCs/>
           <w:lang w:val="en-US"/>
         </w:rPr>
-        <w:t>to</w:t>
+        <w:t>separated</w:t>
       </w:r>
       <w:proofErr w:type="gramEnd"/>
       <w:r>
@@ -1006,6 +1688,110 @@
           <w:iCs/>
           <w:lang w:val="en-US"/>
         </w:rPr>
+        <w:t xml:space="preserve"> section as well, because</w:t>
+      </w:r>
+      <w:r>
+        <w:rPr>
+          <w:i/>
+          <w:iCs/>
+          <w:lang w:val="en-US"/>
+        </w:rPr>
+        <w:t xml:space="preserve"> -</w:t>
+      </w:r>
+      <w:r>
+        <w:rPr>
+          <w:i/>
+          <w:iCs/>
+          <w:lang w:val="en-US"/>
+        </w:rPr>
+        <w:t xml:space="preserve"> as we outlined above</w:t>
+      </w:r>
+      <w:r>
+        <w:rPr>
+          <w:i/>
+          <w:iCs/>
+          <w:lang w:val="en-US"/>
+        </w:rPr>
+        <w:t xml:space="preserve"> -</w:t>
+      </w:r>
+      <w:r>
+        <w:rPr>
+          <w:i/>
+          <w:iCs/>
+          <w:lang w:val="en-US"/>
+        </w:rPr>
+        <w:t xml:space="preserve"> avoiding potential harm through incomplete paraphrasing was of great concern to us (and Reviewer 2). We left the original order (first definitional challenges, then the authenticity argument) because</w:t>
+      </w:r>
+      <w:r>
+        <w:rPr>
+          <w:i/>
+          <w:iCs/>
+          <w:lang w:val="en-US"/>
+        </w:rPr>
+        <w:t>, in our view,</w:t>
+      </w:r>
+      <w:r>
+        <w:rPr>
+          <w:i/>
+          <w:iCs/>
+          <w:lang w:val="en-US"/>
+        </w:rPr>
+        <w:t xml:space="preserve"> this order of argumentation is better for readability.  </w:t>
+      </w:r>
+    </w:p>
+    <w:p>
+      <w:pPr>
+        <w:rPr>
+          <w:lang w:val="en-US"/>
+        </w:rPr>
+      </w:pPr>
+    </w:p>
+    <w:p>
+      <w:pPr>
+        <w:rPr>
+          <w:lang w:val="en-US"/>
+        </w:rPr>
+      </w:pPr>
+      <w:r>
+        <w:rPr>
+          <w:lang w:val="en-US"/>
+        </w:rPr>
+        <w:t xml:space="preserve">Second, the discussion of kinship recognition (L116-131) is interesting and well </w:t>
+      </w:r>
+      <w:proofErr w:type="gramStart"/>
+      <w:r>
+        <w:rPr>
+          <w:lang w:val="en-US"/>
+        </w:rPr>
+        <w:t>referenced, but</w:t>
+      </w:r>
+      <w:proofErr w:type="gramEnd"/>
+      <w:r>
+        <w:rPr>
+          <w:lang w:val="en-US"/>
+        </w:rPr>
+        <w:t xml:space="preserve"> lacks a clear link to the perception of naturalness. If retained, explicitly connect it to how multimodal kinship-perception and self-perception cues might influence naturalness judgments.</w:t>
+      </w:r>
+    </w:p>
+    <w:p>
+      <w:pPr>
+        <w:ind w:left="708"/>
+        <w:rPr>
+          <w:lang w:val="en-US"/>
+        </w:rPr>
+      </w:pPr>
+      <w:r>
+        <w:rPr>
+          <w:b/>
+          <w:lang w:val="en-US"/>
+        </w:rPr>
+        <w:lastRenderedPageBreak/>
+        <w:t>Response:</w:t>
+      </w:r>
+      <w:r>
+        <w:rPr>
+          <w:lang w:val="en-US"/>
+        </w:rPr>
         <w:t xml:space="preserve"> </w:t>
       </w:r>
       <w:r>
@@ -1014,1645 +1800,1000 @@
           <w:iCs/>
           <w:lang w:val="en-US"/>
         </w:rPr>
-        <w:t>what we expressed in our</w:t>
-      </w:r>
-      <w:r>
-        <w:rPr>
-          <w:i/>
-          <w:iCs/>
-          <w:lang w:val="en-US"/>
-        </w:rPr>
-        <w:t xml:space="preserve"> original concept. All we want to do here is avoid incomplete (and potentially </w:t>
-      </w:r>
-      <w:r>
-        <w:rPr>
-          <w:i/>
-          <w:iCs/>
-          <w:lang w:val="en-US"/>
-        </w:rPr>
-        <w:t>misleading</w:t>
-      </w:r>
-      <w:r>
-        <w:rPr>
-          <w:i/>
-          <w:iCs/>
-          <w:lang w:val="en-US"/>
-        </w:rPr>
-        <w:t>) interpretations of our concept from spreading in the scientific community</w:t>
-      </w:r>
-      <w:r>
-        <w:rPr>
-          <w:i/>
-          <w:iCs/>
-          <w:lang w:val="en-US"/>
-        </w:rPr>
-        <w:t xml:space="preserve"> – and that is </w:t>
-      </w:r>
-      <w:r>
-        <w:rPr>
-          <w:i/>
-          <w:iCs/>
-          <w:lang w:val="en-US"/>
-        </w:rPr>
-        <w:t xml:space="preserve">presumably </w:t>
-      </w:r>
-      <w:r>
-        <w:rPr>
-          <w:i/>
-          <w:iCs/>
-          <w:lang w:val="en-US"/>
-        </w:rPr>
-        <w:t xml:space="preserve">a concern on which Pinheiro and we align. </w:t>
+        <w:t xml:space="preserve">This </w:t>
+      </w:r>
+      <w:r>
+        <w:rPr>
+          <w:i/>
+          <w:iCs/>
+          <w:lang w:val="en-US"/>
+        </w:rPr>
+        <w:t xml:space="preserve">comment </w:t>
+      </w:r>
+      <w:r>
+        <w:rPr>
+          <w:i/>
+          <w:iCs/>
+          <w:lang w:val="en-US"/>
+        </w:rPr>
+        <w:t xml:space="preserve">may </w:t>
+      </w:r>
+      <w:r>
+        <w:rPr>
+          <w:i/>
+          <w:iCs/>
+          <w:lang w:val="en-US"/>
+        </w:rPr>
+        <w:t xml:space="preserve">have </w:t>
+      </w:r>
+      <w:r>
+        <w:rPr>
+          <w:i/>
+          <w:iCs/>
+          <w:lang w:val="en-US"/>
+        </w:rPr>
+        <w:t>be</w:t>
+      </w:r>
+      <w:r>
+        <w:rPr>
+          <w:i/>
+          <w:iCs/>
+          <w:lang w:val="en-US"/>
+        </w:rPr>
+        <w:t>en</w:t>
+      </w:r>
+      <w:r>
+        <w:rPr>
+          <w:i/>
+          <w:iCs/>
+          <w:lang w:val="en-US"/>
+        </w:rPr>
+        <w:t xml:space="preserve"> </w:t>
+      </w:r>
+      <w:r>
+        <w:rPr>
+          <w:i/>
+          <w:iCs/>
+          <w:lang w:val="en-US"/>
+        </w:rPr>
+        <w:t xml:space="preserve">based on </w:t>
+      </w:r>
+      <w:r>
+        <w:rPr>
+          <w:i/>
+          <w:iCs/>
+          <w:lang w:val="en-US"/>
+        </w:rPr>
+        <w:t>a slight misunderstanding</w:t>
+      </w:r>
+      <w:r>
+        <w:rPr>
+          <w:i/>
+          <w:iCs/>
+          <w:lang w:val="en-US"/>
+        </w:rPr>
+        <w:t xml:space="preserve">; we have worked on the respective </w:t>
+      </w:r>
+      <w:r>
+        <w:rPr>
+          <w:i/>
+          <w:iCs/>
+          <w:lang w:val="en-US"/>
+        </w:rPr>
+        <w:t>paragraphs</w:t>
+      </w:r>
+      <w:r>
+        <w:rPr>
+          <w:i/>
+          <w:iCs/>
+          <w:lang w:val="en-US"/>
+        </w:rPr>
+        <w:t xml:space="preserve"> to </w:t>
+      </w:r>
+      <w:r>
+        <w:rPr>
+          <w:i/>
+          <w:iCs/>
+          <w:lang w:val="en-US"/>
+        </w:rPr>
+        <w:t>unpack this better (lines</w:t>
+      </w:r>
+      <w:r>
+        <w:rPr>
+          <w:i/>
+          <w:iCs/>
+          <w:lang w:val="en-US"/>
+        </w:rPr>
+        <w:t xml:space="preserve"> 122-128)</w:t>
+      </w:r>
+      <w:r>
+        <w:rPr>
+          <w:i/>
+          <w:iCs/>
+          <w:lang w:val="en-US"/>
+        </w:rPr>
+        <w:t>. T</w:t>
+      </w:r>
+      <w:r>
+        <w:rPr>
+          <w:i/>
+          <w:iCs/>
+          <w:lang w:val="en-US"/>
+        </w:rPr>
+        <w:t xml:space="preserve">he link between self- perception and naturalness </w:t>
+      </w:r>
+      <w:r>
+        <w:rPr>
+          <w:i/>
+          <w:iCs/>
+          <w:lang w:val="en-US"/>
+        </w:rPr>
+        <w:t xml:space="preserve">has </w:t>
+      </w:r>
+      <w:proofErr w:type="gramStart"/>
+      <w:r>
+        <w:rPr>
+          <w:i/>
+          <w:iCs/>
+          <w:lang w:val="en-US"/>
+        </w:rPr>
+        <w:t>actually been</w:t>
+      </w:r>
+      <w:proofErr w:type="gramEnd"/>
+      <w:r>
+        <w:rPr>
+          <w:i/>
+          <w:iCs/>
+          <w:lang w:val="en-US"/>
+        </w:rPr>
+        <w:t xml:space="preserve"> proposed by Pinheiro (2025), so we simply pick this up here, and additionally note that this line of argument should benefit from considering work on kinship perception,</w:t>
+      </w:r>
+      <w:r>
+        <w:rPr>
+          <w:i/>
+          <w:iCs/>
+          <w:lang w:val="en-US"/>
+        </w:rPr>
+        <w:t xml:space="preserve"> which seems tightly linked to the processing of self-similarity.</w:t>
+      </w:r>
+      <w:r>
+        <w:rPr>
+          <w:lang w:val="en-US"/>
+        </w:rPr>
+        <w:t xml:space="preserve"> </w:t>
+      </w:r>
+    </w:p>
+    <w:p>
+      <w:pPr>
+        <w:rPr>
+          <w:lang w:val="en-US"/>
+        </w:rPr>
+      </w:pPr>
+    </w:p>
+    <w:p>
+      <w:pPr>
+        <w:rPr>
+          <w:lang w:val="en-US"/>
+        </w:rPr>
+      </w:pPr>
+      <w:r>
+        <w:rPr>
+          <w:lang w:val="en-US"/>
+        </w:rPr>
+        <w:t>3. Removal of non-factual or unnecessary claims</w:t>
+      </w:r>
+    </w:p>
+    <w:p>
+      <w:pPr>
+        <w:rPr>
+          <w:lang w:val="en-US"/>
+        </w:rPr>
+      </w:pPr>
+      <w:r>
+        <w:rPr>
+          <w:lang w:val="en-US"/>
+        </w:rPr>
+        <w:t>-------------------------------------</w:t>
+      </w:r>
+    </w:p>
+    <w:p>
+      <w:pPr>
+        <w:rPr>
+          <w:lang w:val="en-US"/>
+        </w:rPr>
+      </w:pPr>
+    </w:p>
+    <w:p>
+      <w:pPr>
+        <w:rPr>
+          <w:lang w:val="en-US"/>
+        </w:rPr>
+      </w:pPr>
+      <w:r>
+        <w:rPr>
+          <w:lang w:val="en-US"/>
+        </w:rPr>
+        <w:t xml:space="preserve">The letter includes several unsupported or subjective statements that weaken its credibility. These should be removed or revised to ensure </w:t>
+      </w:r>
+      <w:proofErr w:type="spellStart"/>
+      <w:r>
+        <w:rPr>
+          <w:lang w:val="en-US"/>
+        </w:rPr>
+        <w:t>rigour</w:t>
+      </w:r>
+      <w:proofErr w:type="spellEnd"/>
+      <w:r>
+        <w:rPr>
+          <w:lang w:val="en-US"/>
+        </w:rPr>
+        <w:t>.</w:t>
+      </w:r>
+    </w:p>
+    <w:p>
+      <w:pPr>
+        <w:rPr>
+          <w:lang w:val="en-US"/>
+        </w:rPr>
+      </w:pPr>
+    </w:p>
+    <w:p>
+      <w:pPr>
+        <w:rPr>
+          <w:lang w:val="en-US"/>
+        </w:rPr>
+      </w:pPr>
+      <w:r>
+        <w:rPr>
+          <w:lang w:val="en-US"/>
+        </w:rPr>
+        <w:t xml:space="preserve">- L30: "it is rather astonishing that an obvious and related question received relatively little attention until now" </w:t>
+      </w:r>
+    </w:p>
+    <w:p>
+      <w:pPr>
+        <w:rPr>
+          <w:lang w:val="en-US"/>
+        </w:rPr>
+      </w:pPr>
+      <w:r>
+        <w:rPr>
+          <w:lang w:val="en-US"/>
+        </w:rPr>
+        <w:t>-&gt; no references back up this assertion. The words "astonishing" and "obvious" are very subjective, no evidence supports the claim of neglect.</w:t>
       </w:r>
     </w:p>
     <w:p>
       <w:pPr>
         <w:ind w:left="708"/>
         <w:rPr>
-          <w:i/>
-          <w:iCs/>
+          <w:b/>
+          <w:lang w:val="en-US"/>
+        </w:rPr>
+      </w:pPr>
+      <w:r>
+        <w:rPr>
+          <w:b/>
+          <w:lang w:val="en-US"/>
+        </w:rPr>
+        <w:t xml:space="preserve">Response: </w:t>
+      </w:r>
+      <w:r>
+        <w:rPr>
+          <w:i/>
+          <w:iCs/>
+          <w:lang w:val="en-US"/>
+        </w:rPr>
+        <w:t xml:space="preserve">We changed the sentences into “However, a related and equally important question received relatively little attention until now.” We are aware that the </w:t>
+      </w:r>
+      <w:r>
+        <w:rPr>
+          <w:i/>
+          <w:iCs/>
+          <w:lang w:val="en-US"/>
+        </w:rPr>
+        <w:t>phrasing</w:t>
+      </w:r>
+      <w:r>
+        <w:rPr>
+          <w:i/>
+          <w:iCs/>
+          <w:lang w:val="en-US"/>
+        </w:rPr>
+        <w:t xml:space="preserve"> </w:t>
+      </w:r>
+      <w:r>
+        <w:rPr>
+          <w:i/>
+          <w:iCs/>
+          <w:lang w:val="en-US"/>
+        </w:rPr>
+        <w:t xml:space="preserve">“equally important” still contains a degree of subjectiveness, but we hope you consider this appropriate </w:t>
+      </w:r>
+      <w:proofErr w:type="gramStart"/>
+      <w:r>
+        <w:rPr>
+          <w:i/>
+          <w:iCs/>
+          <w:lang w:val="en-US"/>
+        </w:rPr>
+        <w:t>in light of</w:t>
+      </w:r>
+      <w:proofErr w:type="gramEnd"/>
+      <w:r>
+        <w:rPr>
+          <w:i/>
+          <w:iCs/>
+          <w:lang w:val="en-US"/>
+        </w:rPr>
+        <w:t xml:space="preserve"> the original work (Nussbaum</w:t>
+      </w:r>
+      <w:r>
+        <w:rPr>
+          <w:i/>
+          <w:iCs/>
+          <w:lang w:val="en-US"/>
+        </w:rPr>
+        <w:t xml:space="preserve"> et al.</w:t>
+      </w:r>
+      <w:proofErr w:type="gramStart"/>
+      <w:r>
+        <w:rPr>
+          <w:i/>
+          <w:iCs/>
+          <w:lang w:val="en-US"/>
+        </w:rPr>
+        <w:t xml:space="preserve">, </w:t>
+      </w:r>
+      <w:r>
+        <w:rPr>
+          <w:i/>
+          <w:iCs/>
+          <w:lang w:val="en-US"/>
+        </w:rPr>
+        <w:t xml:space="preserve"> 2025</w:t>
+      </w:r>
+      <w:proofErr w:type="gramEnd"/>
+      <w:r>
+        <w:rPr>
+          <w:i/>
+          <w:iCs/>
+          <w:lang w:val="en-US"/>
+        </w:rPr>
+        <w:t xml:space="preserve">), where the lack of concise definitions was </w:t>
+      </w:r>
+      <w:proofErr w:type="gramStart"/>
+      <w:r>
+        <w:rPr>
+          <w:i/>
+          <w:iCs/>
+          <w:lang w:val="en-US"/>
+        </w:rPr>
+        <w:t>actually addressed</w:t>
+      </w:r>
+      <w:proofErr w:type="gramEnd"/>
+      <w:r>
+        <w:rPr>
+          <w:i/>
+          <w:iCs/>
+          <w:lang w:val="en-US"/>
+        </w:rPr>
+        <w:t xml:space="preserve"> in a dedicated section</w:t>
+      </w:r>
+      <w:r>
+        <w:rPr>
+          <w:i/>
+          <w:iCs/>
+          <w:lang w:val="en-US"/>
+        </w:rPr>
+        <w:t xml:space="preserve">. </w:t>
+      </w:r>
+      <w:r>
+        <w:rPr>
+          <w:lang w:val="en-US"/>
+        </w:rPr>
+        <w:t xml:space="preserve"> </w:t>
+      </w:r>
+    </w:p>
+    <w:p>
+      <w:pPr>
+        <w:rPr>
+          <w:lang w:val="en-US"/>
+        </w:rPr>
+      </w:pPr>
+      <w:r>
+        <w:rPr>
+          <w:lang w:val="en-US"/>
+        </w:rPr>
+        <w:t>- L</w:t>
+      </w:r>
+      <w:proofErr w:type="gramStart"/>
+      <w:r>
+        <w:rPr>
+          <w:lang w:val="en-US"/>
+        </w:rPr>
+        <w:t>39 :</w:t>
+      </w:r>
+      <w:proofErr w:type="gramEnd"/>
+      <w:r>
+        <w:rPr>
+          <w:lang w:val="en-US"/>
+        </w:rPr>
+        <w:t xml:space="preserve"> "With voice naturalness being a diverse and highly interdisciplinary topic (Pandey et al., 2025), we are pleased to see that our work has already inspired a deeper discussion on its widespread implications." </w:t>
+      </w:r>
+    </w:p>
+    <w:p>
+      <w:pPr>
+        <w:rPr>
+          <w:lang w:val="en-US"/>
+        </w:rPr>
+      </w:pPr>
+      <w:r>
+        <w:rPr>
+          <w:lang w:val="en-US"/>
+        </w:rPr>
+        <w:t xml:space="preserve">-&gt; this sentence implies that the author's work (Nussbaum et al. 2025) has inspired others including Pandey et al. (2025). But the time of submission of the Pandey et al. (2025) paper was in April 2025, before Nussbaum et al. (2025) was published in May 2025. Moreover, Pandey et al. (2025) do not cite Nussbaum et al. (2025). </w:t>
+      </w:r>
+    </w:p>
+    <w:p>
+      <w:pPr>
+        <w:rPr>
+          <w:lang w:val="en-US"/>
+        </w:rPr>
+      </w:pPr>
+      <w:r>
+        <w:rPr>
+          <w:lang w:val="en-US"/>
+        </w:rPr>
+        <w:t xml:space="preserve">Please refrain from any speculative </w:t>
+      </w:r>
+      <w:proofErr w:type="gramStart"/>
+      <w:r>
+        <w:rPr>
+          <w:lang w:val="en-US"/>
+        </w:rPr>
+        <w:t>claim, and</w:t>
+      </w:r>
+      <w:proofErr w:type="gramEnd"/>
+      <w:r>
+        <w:rPr>
+          <w:lang w:val="en-US"/>
+        </w:rPr>
+        <w:t xml:space="preserve"> stick to objective facts.</w:t>
+      </w:r>
+    </w:p>
+    <w:p>
+      <w:pPr>
+        <w:ind w:left="708"/>
+        <w:rPr>
+          <w:lang w:val="en-US"/>
+        </w:rPr>
+      </w:pPr>
+      <w:r>
+        <w:rPr>
+          <w:b/>
+          <w:lang w:val="en-US"/>
+        </w:rPr>
+        <w:t>Response</w:t>
+      </w:r>
+      <w:r>
+        <w:rPr>
+          <w:b/>
+          <w:i/>
+          <w:iCs/>
+          <w:lang w:val="en-US"/>
+        </w:rPr>
+        <w:t>:</w:t>
+      </w:r>
+      <w:r>
+        <w:rPr>
+          <w:i/>
+          <w:iCs/>
+          <w:lang w:val="en-US"/>
+        </w:rPr>
+        <w:t xml:space="preserve"> </w:t>
+      </w:r>
+      <w:r>
+        <w:rPr>
+          <w:i/>
+          <w:iCs/>
+          <w:lang w:val="en-US"/>
+        </w:rPr>
+        <w:t xml:space="preserve">We apologize for this confusion; we did not want to imply that the work of Pandey et al. (2025) was inspired by ours, </w:t>
+      </w:r>
+      <w:r>
+        <w:rPr>
+          <w:i/>
+          <w:iCs/>
+          <w:lang w:val="en-US"/>
+        </w:rPr>
+        <w:t xml:space="preserve">but </w:t>
+      </w:r>
+      <w:r>
+        <w:rPr>
+          <w:i/>
+          <w:iCs/>
+          <w:lang w:val="en-US"/>
+        </w:rPr>
+        <w:t xml:space="preserve">rather that there were parallel initiatives in the field. </w:t>
+      </w:r>
+      <w:r>
+        <w:rPr>
+          <w:i/>
+          <w:iCs/>
+          <w:lang w:val="en-US"/>
+        </w:rPr>
+        <w:t xml:space="preserve">We </w:t>
+      </w:r>
+      <w:r>
+        <w:rPr>
+          <w:i/>
+          <w:iCs/>
+          <w:lang w:val="en-US"/>
+        </w:rPr>
+        <w:t>have now moved the citation of Pandey et al. (2025) up to the sentence “However, a related and equally important question received relatively little attention until now”, so highlighting</w:t>
+      </w:r>
+      <w:r>
+        <w:rPr>
+          <w:i/>
+          <w:iCs/>
+          <w:lang w:val="en-US"/>
+        </w:rPr>
+        <w:t xml:space="preserve"> that their and our works were developed in parallel. With the sentence “we are pleased to see that our work has already inspired a deeper discussion on its widespread implications” we wanted to refer to Pinheiros letter. We hope this is clearer now.</w:t>
+      </w:r>
+      <w:r>
+        <w:rPr>
+          <w:lang w:val="en-US"/>
+        </w:rPr>
+        <w:t xml:space="preserve"> </w:t>
+      </w:r>
+    </w:p>
+    <w:p>
+      <w:pPr>
+        <w:rPr>
+          <w:lang w:val="en-US"/>
+        </w:rPr>
+      </w:pPr>
+      <w:r>
+        <w:rPr>
+          <w:lang w:val="en-US"/>
+        </w:rPr>
+        <w:t xml:space="preserve">- L106-115: This paragraph repeats Pinheiro's point (5th paragraph of </w:t>
+      </w:r>
+      <w:proofErr w:type="spellStart"/>
+      <w:r>
+        <w:rPr>
+          <w:lang w:val="en-US"/>
+        </w:rPr>
+        <w:t>Pinherio</w:t>
+      </w:r>
+      <w:proofErr w:type="spellEnd"/>
+      <w:r>
+        <w:rPr>
+          <w:lang w:val="en-US"/>
+        </w:rPr>
+        <w:t xml:space="preserve"> (2025, p 4045)), while being much less referenced, and by drawing similar conclusions than Pinheiro (2025). Also, </w:t>
+      </w:r>
+      <w:proofErr w:type="spellStart"/>
+      <w:r>
+        <w:rPr>
+          <w:lang w:val="en-US"/>
+        </w:rPr>
+        <w:t>Orepic</w:t>
+      </w:r>
+      <w:proofErr w:type="spellEnd"/>
+      <w:r>
+        <w:rPr>
+          <w:lang w:val="en-US"/>
+        </w:rPr>
+        <w:t xml:space="preserve"> &amp; Pinheiro (2025), which is cited later in the letter, does seem to have a richer argumentation on the experimental investigation of self-voice.</w:t>
+      </w:r>
+    </w:p>
+    <w:p>
+      <w:pPr>
+        <w:ind w:left="708"/>
+        <w:rPr>
           <w:color w:val="C00000"/>
           <w:lang w:val="en-US"/>
         </w:rPr>
       </w:pPr>
       <w:r>
         <w:rPr>
-          <w:i/>
-          <w:iCs/>
-          <w:lang w:val="en-US"/>
-        </w:rPr>
-        <w:t xml:space="preserve">To reduce unnecessary </w:t>
-      </w:r>
-      <w:r>
-        <w:rPr>
-          <w:i/>
-          <w:iCs/>
-          <w:lang w:val="en-US"/>
-        </w:rPr>
-        <w:t>defensiveness,</w:t>
-      </w:r>
-      <w:r>
-        <w:rPr>
-          <w:i/>
-          <w:iCs/>
-          <w:lang w:val="en-US"/>
-        </w:rPr>
-        <w:t xml:space="preserve"> we adjusted the wording </w:t>
-      </w:r>
-      <w:r>
-        <w:rPr>
-          <w:i/>
-          <w:iCs/>
-          <w:lang w:val="en-US"/>
-        </w:rPr>
-        <w:t>in the abstract, in the section of definitional discrepancies (lines 60 – 85), and the first section on linking self-voice to our framework (lines 87-93)</w:t>
-      </w:r>
-    </w:p>
-    <w:p>
-      <w:pPr>
-        <w:rPr>
-          <w:lang w:val="en-US"/>
-        </w:rPr>
-      </w:pPr>
-      <w:r>
-        <w:rPr>
-          <w:lang w:val="en-US"/>
-        </w:rPr>
-        <w:t>- Then, Pinheiro (2025, p. 4046) later clarifies: "Naturalness [...] must therefore be understood as emerging from the interaction between the acoustic properties of speech and the listener's representational framework", which is in line with Nussbaum et al. (2025) definition of deviation-based naturalness.</w:t>
-      </w:r>
-    </w:p>
-    <w:p>
-      <w:pPr>
-        <w:ind w:left="708"/>
-        <w:rPr>
-          <w:i/>
-          <w:iCs/>
-          <w:lang w:val="en-US"/>
-        </w:rPr>
-      </w:pPr>
-      <w:r>
-        <w:rPr>
           <w:b/>
           <w:lang w:val="en-US"/>
         </w:rPr>
+        <w:lastRenderedPageBreak/>
         <w:t>Response:</w:t>
       </w:r>
       <w:r>
         <w:rPr>
+          <w:lang w:val="en-US"/>
+        </w:rPr>
+        <w:t xml:space="preserve"> </w:t>
+      </w:r>
+      <w:r>
+        <w:rPr>
+          <w:i/>
+          <w:iCs/>
+          <w:lang w:val="en-US"/>
+        </w:rPr>
+        <w:t>The issue of bone-conductance cues is mentioned in many papers on self-voice perception (including Pinheiro 2025</w:t>
+      </w:r>
+      <w:proofErr w:type="gramStart"/>
+      <w:r>
+        <w:rPr>
+          <w:i/>
+          <w:iCs/>
+          <w:lang w:val="en-US"/>
+        </w:rPr>
+        <w:t>)</w:t>
+      </w:r>
+      <w:r>
+        <w:rPr>
+          <w:i/>
+          <w:iCs/>
+          <w:lang w:val="en-US"/>
+        </w:rPr>
+        <w:t>,</w:t>
+      </w:r>
+      <w:r>
+        <w:rPr>
+          <w:i/>
+          <w:iCs/>
+          <w:lang w:val="en-US"/>
+        </w:rPr>
+        <w:t xml:space="preserve"> but</w:t>
+      </w:r>
+      <w:proofErr w:type="gramEnd"/>
+      <w:r>
+        <w:rPr>
+          <w:i/>
+          <w:iCs/>
+          <w:lang w:val="en-US"/>
+        </w:rPr>
+        <w:t xml:space="preserve"> is rarely accounted for empirically. We wanted to highlight this methodological problem, and mention the option of bone-conductance headphones, specifically when studying naturalness of impressions. </w:t>
+      </w:r>
+      <w:proofErr w:type="spellStart"/>
+      <w:r>
+        <w:rPr>
+          <w:i/>
+          <w:iCs/>
+          <w:lang w:val="en-US"/>
+        </w:rPr>
+        <w:t>Orepic</w:t>
+      </w:r>
+      <w:proofErr w:type="spellEnd"/>
+      <w:r>
+        <w:rPr>
+          <w:i/>
+          <w:iCs/>
+          <w:lang w:val="en-US"/>
+        </w:rPr>
+        <w:t xml:space="preserve"> &amp; Pinheiro (2026) </w:t>
+      </w:r>
+      <w:r>
+        <w:rPr>
+          <w:i/>
+          <w:iCs/>
+          <w:lang w:val="en-US"/>
+        </w:rPr>
+        <w:t>present a very rich argumentation on self-voice processing, but the term “naturalness” is not mentioned once in this work, nor</w:t>
+      </w:r>
+      <w:r>
+        <w:rPr>
+          <w:i/>
+          <w:iCs/>
+          <w:lang w:val="en-US"/>
+        </w:rPr>
+        <w:t xml:space="preserve"> is our framework cited. </w:t>
+      </w:r>
+      <w:r>
+        <w:rPr>
+          <w:i/>
+          <w:iCs/>
+          <w:lang w:val="en-US"/>
+        </w:rPr>
+        <w:t>This is regrettable,</w:t>
+      </w:r>
+      <w:r>
+        <w:rPr>
+          <w:i/>
+          <w:iCs/>
+          <w:lang w:val="en-US"/>
+        </w:rPr>
+        <w:t xml:space="preserve"> since Pinheiro (2025) made it clear herself: these two topics are inherently connected.</w:t>
+      </w:r>
+      <w:r>
+        <w:rPr>
+          <w:lang w:val="en-US"/>
+        </w:rPr>
+        <w:t xml:space="preserve"> </w:t>
+      </w:r>
+    </w:p>
+    <w:p>
+      <w:pPr>
+        <w:rPr>
+          <w:lang w:val="en-US"/>
+        </w:rPr>
+      </w:pPr>
+    </w:p>
+    <w:p>
+      <w:pPr>
+        <w:rPr>
+          <w:lang w:val="en-US"/>
+        </w:rPr>
+      </w:pPr>
+      <w:r>
+        <w:rPr>
+          <w:lang w:val="en-US"/>
+        </w:rPr>
+        <w:t xml:space="preserve">Reviewer 2: I was asked to review this response as someone who has conducted extensive research on issues of speech and voice perception from both a theoretical and applied perspective, as someone whose work is in the field of speech-language pathology. </w:t>
+      </w:r>
+    </w:p>
+    <w:p>
+      <w:pPr>
+        <w:rPr>
+          <w:lang w:val="en-US"/>
+        </w:rPr>
+      </w:pPr>
+      <w:r>
+        <w:rPr>
+          <w:lang w:val="en-US"/>
+        </w:rPr>
+        <w:t>The issue of voice perception is an important one. In truth, I procrastinated reviewing this article for quite some time.</w:t>
+      </w:r>
+      <w:r>
+        <w:rPr>
+          <w:lang w:val="en-US"/>
+        </w:rPr>
+        <w:t xml:space="preserve"> </w:t>
+      </w:r>
+      <w:r>
+        <w:rPr>
+          <w:lang w:val="en-US"/>
+        </w:rPr>
+        <w:t xml:space="preserve">I personally find the terms of the debate, as defined by the authors of this article (and the original piece) and the response to be a bit foreign to me, quite far afield from how I—and others trained in sociolinguistics—talk about voice. The entire exercise </w:t>
+      </w:r>
+      <w:proofErr w:type="gramStart"/>
+      <w:r>
+        <w:rPr>
+          <w:lang w:val="en-US"/>
+        </w:rPr>
+        <w:t>become</w:t>
+      </w:r>
+      <w:proofErr w:type="gramEnd"/>
+      <w:r>
+        <w:rPr>
+          <w:lang w:val="en-US"/>
+        </w:rPr>
+        <w:t xml:space="preserve"> one of enormous </w:t>
+      </w:r>
+      <w:proofErr w:type="gramStart"/>
+      <w:r>
+        <w:rPr>
+          <w:lang w:val="en-US"/>
+        </w:rPr>
+        <w:t>frustration</w:t>
+      </w:r>
+      <w:proofErr w:type="gramEnd"/>
+      <w:r>
+        <w:rPr>
+          <w:lang w:val="en-US"/>
+        </w:rPr>
+        <w:t xml:space="preserve">. </w:t>
+      </w:r>
+      <w:proofErr w:type="gramStart"/>
+      <w:r>
+        <w:rPr>
+          <w:lang w:val="en-US"/>
+        </w:rPr>
+        <w:t>But,</w:t>
+      </w:r>
+      <w:proofErr w:type="gramEnd"/>
+      <w:r>
+        <w:rPr>
+          <w:lang w:val="en-US"/>
+        </w:rPr>
+        <w:t xml:space="preserve"> I agreed to the </w:t>
+      </w:r>
+      <w:proofErr w:type="gramStart"/>
+      <w:r>
+        <w:rPr>
+          <w:lang w:val="en-US"/>
+        </w:rPr>
+        <w:t>review</w:t>
+      </w:r>
+      <w:proofErr w:type="gramEnd"/>
+      <w:r>
+        <w:rPr>
+          <w:lang w:val="en-US"/>
+        </w:rPr>
+        <w:t xml:space="preserve"> and I </w:t>
+      </w:r>
+      <w:proofErr w:type="gramStart"/>
+      <w:r>
+        <w:rPr>
+          <w:lang w:val="en-US"/>
+        </w:rPr>
+        <w:t>have to</w:t>
+      </w:r>
+      <w:proofErr w:type="gramEnd"/>
+      <w:r>
+        <w:rPr>
+          <w:lang w:val="en-US"/>
+        </w:rPr>
+        <w:t xml:space="preserve"> write something, so here it is.</w:t>
+      </w:r>
+    </w:p>
+    <w:p>
+      <w:pPr>
+        <w:rPr>
+          <w:lang w:val="en-US"/>
+        </w:rPr>
+      </w:pPr>
+      <w:r>
+        <w:rPr>
+          <w:lang w:val="en-US"/>
+        </w:rPr>
+        <w:t>I do agree that the authors of this rebuttal have convincingly addressed some of Pineiro's critiques. However, Pineiro's critique and this rebuttal are missing what I would argue is the biggest problem with the original model: it treats naturalness as if it were an essential quality of speech, shared by an entire speech community. To judge something as 'natural', one must have a notion of how speech should be produced in a particular context. That is, as a male-presenting person who is 185 cm tall with a vocal tract that is commensurate with that height, people might judge my speech to be unnatural if I were to speak with an especially elevated larynx and spread lips, as those maneuvers would raise my formants more than some people would expect. But that would not be the case for people who know that despite my male presentation, my gender is not male but genderqueer, and that speaking with a variety of F0 and formant-frequency combinations is one of the ways that I convey</w:t>
+      </w:r>
+      <w:r>
+        <w:rPr>
+          <w:lang w:val="en-US"/>
+        </w:rPr>
+        <w:t xml:space="preserve"> </w:t>
+      </w:r>
+      <w:r>
+        <w:rPr>
+          <w:lang w:val="en-US"/>
+        </w:rPr>
+        <w:t xml:space="preserve">my gender. For those people—as for me—it would be unnatural if I were to speak with low formants and a low f0. The 'naturalness' of me speaking with a low f0 and low formant frequencies reflects not some platonic ideal of naturalness, but the imposition of a cultural prohibition against male-looking people speaking in a way that doesn't sound canonically heterosexual or cisgender. </w:t>
+      </w:r>
+    </w:p>
+    <w:p>
+      <w:pPr>
+        <w:rPr>
+          <w:lang w:val="en-US"/>
+        </w:rPr>
+      </w:pPr>
+      <w:r>
+        <w:rPr>
+          <w:lang w:val="en-US"/>
+        </w:rPr>
+        <w:t xml:space="preserve">Pineiro's original critique did not frame the issue of self-perception this way, and hence the authors of this response cannot be faulted for not addressing that specific issue. </w:t>
+      </w:r>
+      <w:r>
+        <w:rPr>
+          <w:lang w:val="en-US"/>
+        </w:rPr>
+        <w:t xml:space="preserve">But the issue must be addressed for the original model to have any utility to communities beyond the scientific and technical communities that have historically ignored social aspects of speech production. </w:t>
+      </w:r>
+      <w:r>
+        <w:rPr>
+          <w:lang w:val="en-US"/>
+        </w:rPr>
+        <w:t xml:space="preserve">One could say that the original model is sufficiently flexible to account for the ways in which individual listeners would conceptualize naturalness, but doing so makes me immediately wonder why naturalness is being invoked in the first place. The answer, of course, is that 'naturalness' has always been a </w:t>
+      </w:r>
+      <w:proofErr w:type="gramStart"/>
+      <w:r>
+        <w:rPr>
+          <w:lang w:val="en-US"/>
+        </w:rPr>
+        <w:t>criteria</w:t>
+      </w:r>
+      <w:proofErr w:type="gramEnd"/>
+      <w:r>
+        <w:rPr>
+          <w:lang w:val="en-US"/>
+        </w:rPr>
+        <w:t xml:space="preserve"> for evaluating synthetic speech. 'Naturalness' has done a lot of heavy lifting in allowing people to exercise linguistic discrimination without calling it such. If one says that male-presenting speech with higher-than-expected formants is 'unnatural', then one can simply silence those</w:t>
+      </w:r>
+      <w:r>
+        <w:rPr>
+          <w:lang w:val="en-US"/>
+        </w:rPr>
+        <w:t xml:space="preserve"> </w:t>
+      </w:r>
+      <w:r>
+        <w:rPr>
+          <w:lang w:val="en-US"/>
+        </w:rPr>
+        <w:t xml:space="preserve">(synthetic) voices without acknowledging that the judgment of naturalness was only ever an expression of cissexism and homophobia. The fact that we're debating models of 'naturalness' without centering that simple fact of history is, if I may be blunt, exceptionally frustrating. </w:t>
+      </w:r>
+    </w:p>
+    <w:p>
+      <w:pPr>
+        <w:rPr>
+          <w:lang w:val="en-US"/>
+        </w:rPr>
+      </w:pPr>
+      <w:r>
+        <w:rPr>
+          <w:lang w:val="en-US"/>
+        </w:rPr>
+        <w:t xml:space="preserve">In sum, I suppose I recommend that this paper be accepted, but I find the entire endeavor so deeply problematic that it gives me no pleasure to do so. </w:t>
+      </w:r>
+    </w:p>
+    <w:p>
+      <w:pPr>
+        <w:ind w:left="360"/>
+        <w:rPr>
+          <w:bCs/>
+          <w:i/>
+          <w:iCs/>
+          <w:lang w:val="en-US"/>
+        </w:rPr>
+      </w:pPr>
+      <w:r>
+        <w:rPr>
           <w:b/>
           <w:lang w:val="en-US"/>
         </w:rPr>
-        <w:t xml:space="preserve"> </w:t>
-      </w:r>
-      <w:r>
-        <w:rPr>
-          <w:bCs/>
-          <w:i/>
-          <w:iCs/>
-          <w:lang w:val="en-US"/>
-        </w:rPr>
-        <w:t xml:space="preserve">We totally agree, as we wrote in Line </w:t>
-      </w:r>
-      <w:r>
-        <w:rPr>
-          <w:bCs/>
-          <w:i/>
-          <w:iCs/>
-          <w:lang w:val="en-US"/>
-        </w:rPr>
-        <w:t>80</w:t>
-      </w:r>
-      <w:r>
-        <w:rPr>
-          <w:bCs/>
-          <w:i/>
-          <w:iCs/>
-          <w:lang w:val="en-US"/>
-        </w:rPr>
-        <w:t xml:space="preserve"> - 8</w:t>
-      </w:r>
-      <w:r>
-        <w:rPr>
-          <w:bCs/>
-          <w:i/>
-          <w:iCs/>
-          <w:lang w:val="en-US"/>
-        </w:rPr>
-        <w:t>2</w:t>
-      </w:r>
-      <w:r>
-        <w:rPr>
-          <w:bCs/>
-          <w:i/>
-          <w:iCs/>
-          <w:lang w:val="en-US"/>
-        </w:rPr>
-        <w:t>: “Pinheiro (2025) sums this up perfectly: “Naturalness […] must therefore be understood as emerging from the interaction between the acoustic properties of speech and the listener’s representational framework.” (page 4046</w:t>
-      </w:r>
-      <w:r>
-        <w:rPr>
-          <w:lang w:val="en-US"/>
-        </w:rPr>
-        <w:t xml:space="preserve"> </w:t>
-      </w:r>
-      <w:r>
-        <w:rPr>
-          <w:bCs/>
-          <w:i/>
-          <w:iCs/>
-          <w:lang w:val="en-US"/>
-        </w:rPr>
-        <w:t xml:space="preserve">We are fully aligned with this </w:t>
-      </w:r>
-      <w:proofErr w:type="gramStart"/>
-      <w:r>
-        <w:rPr>
-          <w:bCs/>
-          <w:i/>
-          <w:iCs/>
-          <w:lang w:val="en-US"/>
-        </w:rPr>
-        <w:t>-  in</w:t>
-      </w:r>
-      <w:proofErr w:type="gramEnd"/>
-      <w:r>
-        <w:rPr>
-          <w:bCs/>
-          <w:i/>
-          <w:iCs/>
-          <w:lang w:val="en-US"/>
-        </w:rPr>
-        <w:t xml:space="preserve"> fact, it is the essence of our model (cf. Figure 2, Nussbaum et al. 2025, page 473).</w:t>
-      </w:r>
-      <w:r>
-        <w:rPr>
-          <w:bCs/>
-          <w:i/>
-          <w:iCs/>
-          <w:lang w:val="en-US"/>
-        </w:rPr>
-        <w:t>”</w:t>
-      </w:r>
-    </w:p>
-    <w:p>
-      <w:pPr>
-        <w:rPr>
-          <w:lang w:val="en-US"/>
-        </w:rPr>
-      </w:pPr>
-      <w:r>
-        <w:rPr>
-          <w:lang w:val="en-US"/>
-        </w:rPr>
-        <w:t>-&gt; In other words, Pinheiro (2025)'s first statement may have referred to the objective definition of the voice sample, while the second statement addresses the perceptive judgement. Since this is indeed open to interpretation, to avoid any speculation, I recommend seeking clarification rather than assuming opposition. Both authors (</w:t>
-      </w:r>
-      <w:proofErr w:type="spellStart"/>
-      <w:r>
-        <w:rPr>
-          <w:lang w:val="en-US"/>
-        </w:rPr>
-        <w:t>Pinherio</w:t>
-      </w:r>
-      <w:proofErr w:type="spellEnd"/>
-      <w:r>
-        <w:rPr>
-          <w:lang w:val="en-US"/>
-        </w:rPr>
-        <w:t xml:space="preserve"> and Nussbaum et al.) may in fact </w:t>
-      </w:r>
-      <w:proofErr w:type="gramStart"/>
-      <w:r>
-        <w:rPr>
-          <w:lang w:val="en-US"/>
-        </w:rPr>
-        <w:t>actually align</w:t>
-      </w:r>
-      <w:proofErr w:type="gramEnd"/>
-      <w:r>
-        <w:rPr>
-          <w:lang w:val="en-US"/>
-        </w:rPr>
-        <w:t>.</w:t>
-      </w:r>
-    </w:p>
-    <w:p>
-      <w:pPr>
-        <w:ind w:left="708"/>
-        <w:rPr>
-          <w:bCs/>
-          <w:lang w:val="en-US"/>
-        </w:rPr>
-      </w:pPr>
-      <w:r>
-        <w:rPr>
-          <w:b/>
-          <w:lang w:val="en-US"/>
-        </w:rPr>
-        <w:t>Response:</w:t>
-      </w:r>
-      <w:r>
-        <w:rPr>
-          <w:b/>
-          <w:lang w:val="en-US"/>
-        </w:rPr>
-        <w:t xml:space="preserve"> </w:t>
-      </w:r>
-      <w:r>
-        <w:rPr>
-          <w:bCs/>
-          <w:i/>
-          <w:iCs/>
-          <w:lang w:val="en-US"/>
-        </w:rPr>
-        <w:t xml:space="preserve">This is a valid </w:t>
-      </w:r>
-      <w:r>
-        <w:rPr>
-          <w:bCs/>
-          <w:i/>
-          <w:iCs/>
-          <w:lang w:val="en-US"/>
-        </w:rPr>
-        <w:t>point</w:t>
-      </w:r>
-      <w:r>
-        <w:rPr>
-          <w:bCs/>
-          <w:i/>
-          <w:iCs/>
-          <w:lang w:val="en-US"/>
-        </w:rPr>
-        <w:t>,</w:t>
-      </w:r>
-      <w:r>
-        <w:rPr>
-          <w:bCs/>
-          <w:i/>
-          <w:iCs/>
-          <w:lang w:val="en-US"/>
-        </w:rPr>
-        <w:t xml:space="preserve"> and we modif</w:t>
-      </w:r>
-      <w:r>
-        <w:rPr>
-          <w:bCs/>
-          <w:i/>
-          <w:iCs/>
-          <w:lang w:val="en-US"/>
-        </w:rPr>
-        <w:t>ied</w:t>
-      </w:r>
-      <w:r>
-        <w:rPr>
-          <w:bCs/>
-          <w:i/>
-          <w:iCs/>
-          <w:lang w:val="en-US"/>
-        </w:rPr>
-        <w:t xml:space="preserve"> our letter accordingly. </w:t>
-      </w:r>
-      <w:r>
-        <w:rPr>
-          <w:bCs/>
-          <w:i/>
-          <w:iCs/>
-          <w:lang w:val="en-US"/>
-        </w:rPr>
-        <w:t xml:space="preserve">As mentioned above, the objective is to clarify the story for the readers and not get tangled up in </w:t>
-      </w:r>
-      <w:proofErr w:type="gramStart"/>
-      <w:r>
-        <w:rPr>
-          <w:bCs/>
-          <w:i/>
-          <w:iCs/>
-          <w:lang w:val="en-US"/>
-        </w:rPr>
-        <w:t>speculations</w:t>
-      </w:r>
-      <w:proofErr w:type="gramEnd"/>
-      <w:r>
-        <w:rPr>
-          <w:bCs/>
-          <w:i/>
-          <w:iCs/>
-          <w:lang w:val="en-US"/>
-        </w:rPr>
-        <w:t xml:space="preserve"> what the author may or may not have meant.</w:t>
-      </w:r>
-      <w:r>
-        <w:rPr>
-          <w:bCs/>
-          <w:lang w:val="en-US"/>
-        </w:rPr>
-        <w:t xml:space="preserve"> </w:t>
-      </w:r>
-    </w:p>
-    <w:p>
-      <w:pPr>
-        <w:rPr>
-          <w:lang w:val="en-US"/>
-        </w:rPr>
-      </w:pPr>
-    </w:p>
-    <w:p>
-      <w:pPr>
-        <w:rPr>
-          <w:lang w:val="en-US"/>
-        </w:rPr>
-      </w:pPr>
-      <w:r>
-        <w:rPr>
-          <w:lang w:val="en-US"/>
-        </w:rPr>
-        <w:t xml:space="preserve">Second, the authors explicitly admit that they intentionally omitted a detailed discussion of self-voice in their original paper to avoid overloading their argument (L82). </w:t>
-      </w:r>
-    </w:p>
-    <w:p>
-      <w:pPr>
-        <w:rPr>
-          <w:lang w:val="en-US"/>
-        </w:rPr>
-      </w:pPr>
-      <w:r>
-        <w:rPr>
-          <w:lang w:val="en-US"/>
-        </w:rPr>
-        <w:t>- Pinheiro's claim that self-voice was "overlooked" is then factually correct given the authors' own admission.</w:t>
-      </w:r>
-    </w:p>
-    <w:p>
-      <w:pPr>
-        <w:rPr>
-          <w:lang w:val="en-US"/>
-        </w:rPr>
-      </w:pPr>
-      <w:r>
-        <w:rPr>
-          <w:lang w:val="en-US"/>
-        </w:rPr>
-        <w:t xml:space="preserve">- The authors' discussion about Yamagishi et al. (2012) and </w:t>
-      </w:r>
-      <w:proofErr w:type="spellStart"/>
-      <w:r>
-        <w:rPr>
-          <w:lang w:val="en-US"/>
-        </w:rPr>
-        <w:t>Hyppa</w:t>
-      </w:r>
-      <w:proofErr w:type="spellEnd"/>
-      <w:r>
-        <w:rPr>
-          <w:lang w:val="en-US"/>
-        </w:rPr>
-        <w:t>-Martin et al. (2024) mentions authenticity. But they do not define authenticity as self-relevance but rather as identity authenticity.</w:t>
-      </w:r>
-    </w:p>
-    <w:p>
-      <w:pPr>
-        <w:rPr>
-          <w:lang w:val="en-US"/>
-        </w:rPr>
-      </w:pPr>
-      <w:r>
-        <w:rPr>
-          <w:lang w:val="en-US"/>
-        </w:rPr>
-        <w:t xml:space="preserve">-&gt; I find arguing against Pinheiro's factual </w:t>
-      </w:r>
-      <w:proofErr w:type="gramStart"/>
-      <w:r>
-        <w:rPr>
-          <w:lang w:val="en-US"/>
-        </w:rPr>
-        <w:t>observation is</w:t>
-      </w:r>
-      <w:proofErr w:type="gramEnd"/>
-      <w:r>
-        <w:rPr>
-          <w:lang w:val="en-US"/>
-        </w:rPr>
-        <w:t xml:space="preserve"> unnecessary and counterproductive. Instead, the authors should acknowledge the omission and explain how self-voice can be integrated into their existing framework (as they later do in L89-104). Framing this as a </w:t>
-      </w:r>
-      <w:proofErr w:type="gramStart"/>
-      <w:r>
-        <w:rPr>
-          <w:lang w:val="en-US"/>
-        </w:rPr>
-        <w:t>disagreement risks</w:t>
-      </w:r>
-      <w:proofErr w:type="gramEnd"/>
-      <w:r>
-        <w:rPr>
-          <w:lang w:val="en-US"/>
-        </w:rPr>
-        <w:t xml:space="preserve"> undermining the letter's credibility. By contrast, constructively positioning this additional self-voice dimension within their framework would add far more value to the letter.</w:t>
-      </w:r>
-    </w:p>
-    <w:p>
-      <w:pPr>
-        <w:ind w:left="708"/>
-        <w:rPr>
-          <w:lang w:val="en-US"/>
-        </w:rPr>
-      </w:pPr>
-      <w:r>
-        <w:rPr>
-          <w:b/>
-          <w:lang w:val="en-US"/>
-        </w:rPr>
-        <w:t>Response:</w:t>
-      </w:r>
-      <w:r>
-        <w:rPr>
-          <w:lang w:val="en-US"/>
-        </w:rPr>
-        <w:t xml:space="preserve"> </w:t>
-      </w:r>
-      <w:r>
-        <w:rPr>
-          <w:i/>
-          <w:iCs/>
-          <w:lang w:val="en-US"/>
-        </w:rPr>
-        <w:t>We respectfully disagree that Pinheiro´s claim that we “overlooked” the self</w:t>
-      </w:r>
-      <w:r>
-        <w:rPr>
-          <w:i/>
-          <w:iCs/>
-          <w:lang w:val="en-US"/>
-        </w:rPr>
-        <w:t>-</w:t>
-      </w:r>
-      <w:r>
-        <w:rPr>
-          <w:i/>
-          <w:iCs/>
-          <w:lang w:val="en-US"/>
-        </w:rPr>
-        <w:t>voice is factually correct. T</w:t>
-      </w:r>
-      <w:r>
-        <w:rPr>
-          <w:i/>
-          <w:iCs/>
-          <w:lang w:val="en-US"/>
-        </w:rPr>
-        <w:t xml:space="preserve">here is a difference between “overlooking” and “intentionally </w:t>
-      </w:r>
-      <w:r>
-        <w:rPr>
-          <w:i/>
-          <w:iCs/>
-          <w:lang w:val="en-US"/>
-        </w:rPr>
-        <w:t>de-emphasizing</w:t>
-      </w:r>
-      <w:r>
-        <w:rPr>
-          <w:i/>
-          <w:iCs/>
-          <w:lang w:val="en-US"/>
-        </w:rPr>
-        <w:t>”, but we acknowledge this does not aid the scientific debate. Therefore, we changed the</w:t>
-      </w:r>
-      <w:r>
-        <w:rPr>
-          <w:i/>
-          <w:iCs/>
-          <w:lang w:val="en-US"/>
-        </w:rPr>
-        <w:t xml:space="preserve"> section from line 87 – 93 accordingly. </w:t>
-      </w:r>
-      <w:r>
-        <w:rPr>
-          <w:color w:val="C00000"/>
-          <w:lang w:val="en-US"/>
-        </w:rPr>
-        <w:t xml:space="preserve"> </w:t>
-      </w:r>
-    </w:p>
-    <w:p>
-      <w:pPr>
-        <w:rPr>
-          <w:lang w:val="en-US"/>
-        </w:rPr>
-      </w:pPr>
-    </w:p>
-    <w:p>
-      <w:pPr>
-        <w:rPr>
-          <w:lang w:val="en-US"/>
-        </w:rPr>
-      </w:pPr>
-      <w:r>
-        <w:rPr>
-          <w:lang w:val="en-US"/>
-        </w:rPr>
-        <w:t>2. Arguing why self-voice is within the framework should be an extension, not a contradiction</w:t>
-      </w:r>
-    </w:p>
-    <w:p>
-      <w:pPr>
-        <w:rPr>
-          <w:lang w:val="en-US"/>
-        </w:rPr>
-      </w:pPr>
-      <w:r>
-        <w:rPr>
-          <w:lang w:val="en-US"/>
-        </w:rPr>
-        <w:t>-------------------------------------</w:t>
-      </w:r>
-    </w:p>
-    <w:p>
-      <w:pPr>
-        <w:rPr>
-          <w:lang w:val="en-US"/>
-        </w:rPr>
-      </w:pPr>
-      <w:r>
-        <w:rPr>
-          <w:lang w:val="en-US"/>
-        </w:rPr>
-        <w:t xml:space="preserve">First, the most compelling part of this letter is the authenticity argument (L89-104), which positions self-voice as a special case of authenticity within the authors' framework. However, this is currently framed as a contradiction to Pinheiro (2025), when it </w:t>
-      </w:r>
-      <w:proofErr w:type="gramStart"/>
-      <w:r>
-        <w:rPr>
-          <w:lang w:val="en-US"/>
-        </w:rPr>
-        <w:t>actually extends</w:t>
-      </w:r>
-      <w:proofErr w:type="gramEnd"/>
-      <w:r>
-        <w:rPr>
-          <w:lang w:val="en-US"/>
-        </w:rPr>
-        <w:t xml:space="preserve"> and enriches her perspective. In particular, the author themselves argue that naturalness and authenticity are complementary dimensions of voice evaluation. By placing self-voice within the authenticity framework, they logically position self-voice as complementary to naturalness, which is precisely the claim of Pinheiro (2025). Therefore, it would strengthen this letter to start from Pinheiro's observation (self-voice complementary to naturalness</w:t>
-      </w:r>
-      <w:proofErr w:type="gramStart"/>
-      <w:r>
-        <w:rPr>
-          <w:lang w:val="en-US"/>
-        </w:rPr>
-        <w:t>), and</w:t>
-      </w:r>
-      <w:proofErr w:type="gramEnd"/>
-      <w:r>
-        <w:rPr>
-          <w:lang w:val="en-US"/>
-        </w:rPr>
-        <w:t xml:space="preserve"> then extend their vision (self-voice as part of authenticity, itself complementary to naturalness). </w:t>
-      </w:r>
-    </w:p>
-    <w:p>
-      <w:pPr>
-        <w:rPr>
-          <w:lang w:val="en-US"/>
-        </w:rPr>
-      </w:pPr>
-      <w:r>
-        <w:rPr>
-          <w:lang w:val="en-US"/>
-        </w:rPr>
-        <w:t xml:space="preserve">-&gt; Overall, this argument should be brought to the forefront of the letter (e.g., abstract and introduction) rather than focusing on the possible misunderstanding mentioned above. </w:t>
-      </w:r>
-    </w:p>
-    <w:p>
-      <w:pPr>
-        <w:ind w:left="708"/>
-        <w:rPr>
-          <w:b/>
-          <w:i/>
-          <w:iCs/>
-          <w:lang w:val="en-US"/>
-        </w:rPr>
-      </w:pPr>
-      <w:r>
-        <w:rPr>
-          <w:b/>
-          <w:lang w:val="en-US"/>
-        </w:rPr>
+        <w:lastRenderedPageBreak/>
         <w:t xml:space="preserve">Response: </w:t>
       </w:r>
       <w:r>
         <w:rPr>
-          <w:i/>
-          <w:iCs/>
-          <w:lang w:val="en-US"/>
-        </w:rPr>
-        <w:t xml:space="preserve">Thank you for this perspective. We now rephrased the wording to highlight that our conceptual angle is in line with Pinheiros call, rather than contradicting it. The comment now addresses the authenticity argument in its own </w:t>
-      </w:r>
-      <w:r>
-        <w:rPr>
-          <w:i/>
-          <w:iCs/>
-          <w:lang w:val="en-US"/>
-        </w:rPr>
-        <w:t>paragraph;</w:t>
-      </w:r>
-      <w:r>
-        <w:rPr>
-          <w:i/>
-          <w:iCs/>
-          <w:lang w:val="en-US"/>
-        </w:rPr>
-        <w:t xml:space="preserve"> to give it more focus and we also adjusted the abstract to highlight this argument. Nevertheless, the potential misunderstanding around the definition of voice naturalness is still included in a </w:t>
-      </w:r>
-      <w:proofErr w:type="gramStart"/>
-      <w:r>
-        <w:rPr>
-          <w:i/>
-          <w:iCs/>
-          <w:lang w:val="en-US"/>
-        </w:rPr>
-        <w:t>separated</w:t>
-      </w:r>
-      <w:proofErr w:type="gramEnd"/>
-      <w:r>
-        <w:rPr>
-          <w:i/>
-          <w:iCs/>
-          <w:lang w:val="en-US"/>
-        </w:rPr>
-        <w:t xml:space="preserve"> section as well, because</w:t>
-      </w:r>
-      <w:r>
-        <w:rPr>
-          <w:i/>
-          <w:iCs/>
-          <w:lang w:val="en-US"/>
-        </w:rPr>
-        <w:t xml:space="preserve"> -</w:t>
-      </w:r>
-      <w:r>
-        <w:rPr>
-          <w:i/>
-          <w:iCs/>
-          <w:lang w:val="en-US"/>
-        </w:rPr>
-        <w:t xml:space="preserve"> as we outlined above</w:t>
-      </w:r>
-      <w:r>
-        <w:rPr>
-          <w:i/>
-          <w:iCs/>
-          <w:lang w:val="en-US"/>
-        </w:rPr>
-        <w:t xml:space="preserve"> -</w:t>
-      </w:r>
-      <w:r>
-        <w:rPr>
-          <w:i/>
-          <w:iCs/>
-          <w:lang w:val="en-US"/>
-        </w:rPr>
-        <w:t xml:space="preserve"> avoiding potential harm through incomplete paraphrasing was of great concern to us (and Reviewer 2). We left the original order (first definitional challenges, then the authenticity argument) because in our view this order of argumentation is better for readability.  </w:t>
-      </w:r>
-    </w:p>
-    <w:p>
-      <w:pPr>
-        <w:rPr>
-          <w:lang w:val="en-US"/>
-        </w:rPr>
-      </w:pPr>
-    </w:p>
-    <w:p>
-      <w:pPr>
-        <w:rPr>
-          <w:lang w:val="en-US"/>
-        </w:rPr>
-      </w:pPr>
-      <w:r>
-        <w:rPr>
-          <w:lang w:val="en-US"/>
-        </w:rPr>
-        <w:lastRenderedPageBreak/>
-        <w:t xml:space="preserve">Second, the discussion of kinship recognition (L116-131) is interesting and well </w:t>
-      </w:r>
-      <w:proofErr w:type="gramStart"/>
-      <w:r>
-        <w:rPr>
-          <w:lang w:val="en-US"/>
-        </w:rPr>
-        <w:t>referenced, but</w:t>
-      </w:r>
-      <w:proofErr w:type="gramEnd"/>
-      <w:r>
-        <w:rPr>
-          <w:lang w:val="en-US"/>
-        </w:rPr>
-        <w:t xml:space="preserve"> lacks a clear link to the perception of naturalness. If retained, explicitly connect it to how multimodal kinship-perception and self-perception cues might influence naturalness judgments.</w:t>
-      </w:r>
-    </w:p>
-    <w:p>
-      <w:pPr>
-        <w:ind w:left="708"/>
-        <w:rPr>
-          <w:lang w:val="en-US"/>
-        </w:rPr>
-      </w:pPr>
-      <w:r>
-        <w:rPr>
-          <w:b/>
-          <w:lang w:val="en-US"/>
-        </w:rPr>
-        <w:t>Response:</w:t>
-      </w:r>
-      <w:r>
-        <w:rPr>
-          <w:lang w:val="en-US"/>
-        </w:rPr>
-        <w:t xml:space="preserve"> </w:t>
-      </w:r>
-      <w:r>
-        <w:rPr>
-          <w:i/>
-          <w:iCs/>
-          <w:lang w:val="en-US"/>
-        </w:rPr>
-        <w:t xml:space="preserve">This </w:t>
-      </w:r>
-      <w:r>
-        <w:rPr>
-          <w:i/>
-          <w:iCs/>
-          <w:lang w:val="en-US"/>
-        </w:rPr>
-        <w:t xml:space="preserve">comment </w:t>
-      </w:r>
-      <w:r>
-        <w:rPr>
-          <w:i/>
-          <w:iCs/>
-          <w:lang w:val="en-US"/>
-        </w:rPr>
-        <w:t xml:space="preserve">may </w:t>
-      </w:r>
-      <w:r>
-        <w:rPr>
-          <w:i/>
-          <w:iCs/>
-          <w:lang w:val="en-US"/>
-        </w:rPr>
-        <w:t xml:space="preserve">have </w:t>
-      </w:r>
-      <w:r>
-        <w:rPr>
-          <w:i/>
-          <w:iCs/>
-          <w:lang w:val="en-US"/>
-        </w:rPr>
-        <w:t>be</w:t>
-      </w:r>
-      <w:r>
-        <w:rPr>
-          <w:i/>
-          <w:iCs/>
-          <w:lang w:val="en-US"/>
-        </w:rPr>
-        <w:t>en</w:t>
-      </w:r>
-      <w:r>
-        <w:rPr>
-          <w:i/>
-          <w:iCs/>
-          <w:lang w:val="en-US"/>
-        </w:rPr>
-        <w:t xml:space="preserve"> </w:t>
-      </w:r>
-      <w:r>
-        <w:rPr>
-          <w:i/>
-          <w:iCs/>
-          <w:lang w:val="en-US"/>
-        </w:rPr>
-        <w:t xml:space="preserve">based on </w:t>
-      </w:r>
-      <w:r>
-        <w:rPr>
-          <w:i/>
-          <w:iCs/>
-          <w:lang w:val="en-US"/>
-        </w:rPr>
-        <w:t>a slight misunderstanding</w:t>
-      </w:r>
-      <w:r>
-        <w:rPr>
-          <w:i/>
-          <w:iCs/>
-          <w:lang w:val="en-US"/>
-        </w:rPr>
-        <w:t xml:space="preserve">; we have worked on the respective </w:t>
-      </w:r>
-      <w:proofErr w:type="gramStart"/>
-      <w:r>
-        <w:rPr>
-          <w:i/>
-          <w:iCs/>
-          <w:lang w:val="en-US"/>
-        </w:rPr>
-        <w:t>paragraph</w:t>
-      </w:r>
-      <w:proofErr w:type="gramEnd"/>
-      <w:r>
-        <w:rPr>
-          <w:i/>
-          <w:iCs/>
-          <w:lang w:val="en-US"/>
-        </w:rPr>
-        <w:t xml:space="preserve"> to </w:t>
-      </w:r>
-      <w:r>
-        <w:rPr>
-          <w:i/>
-          <w:iCs/>
-          <w:lang w:val="en-US"/>
-        </w:rPr>
-        <w:t xml:space="preserve">now unpack </w:t>
-      </w:r>
-      <w:r>
-        <w:rPr>
-          <w:i/>
-          <w:iCs/>
-          <w:lang w:val="en-US"/>
-        </w:rPr>
-        <w:t xml:space="preserve">this </w:t>
-      </w:r>
-      <w:r>
-        <w:rPr>
-          <w:i/>
-          <w:iCs/>
-          <w:lang w:val="en-US"/>
-        </w:rPr>
-        <w:t>better</w:t>
-      </w:r>
-      <w:r>
-        <w:rPr>
-          <w:i/>
-          <w:iCs/>
-          <w:lang w:val="en-US"/>
-        </w:rPr>
-        <w:t xml:space="preserve"> (line 122-128)</w:t>
-      </w:r>
-      <w:r>
-        <w:rPr>
-          <w:i/>
-          <w:iCs/>
-          <w:lang w:val="en-US"/>
-        </w:rPr>
-        <w:t>. T</w:t>
-      </w:r>
-      <w:r>
-        <w:rPr>
-          <w:i/>
-          <w:iCs/>
-          <w:lang w:val="en-US"/>
-        </w:rPr>
-        <w:t xml:space="preserve">he link between self- perception and naturalness </w:t>
-      </w:r>
-      <w:proofErr w:type="gramStart"/>
-      <w:r>
-        <w:rPr>
-          <w:i/>
-          <w:iCs/>
-          <w:lang w:val="en-US"/>
-        </w:rPr>
-        <w:t>actually has</w:t>
-      </w:r>
-      <w:proofErr w:type="gramEnd"/>
-      <w:r>
-        <w:rPr>
-          <w:i/>
-          <w:iCs/>
-          <w:lang w:val="en-US"/>
-        </w:rPr>
-        <w:t xml:space="preserve"> been proposed by Pinheiro (2025), so we simply pick this up here, and additionally note that this line of argument should benefit from considering work on kinship perception which seems tightly linked to the processing of self-similarity.</w:t>
-      </w:r>
-      <w:r>
-        <w:rPr>
-          <w:lang w:val="en-US"/>
-        </w:rPr>
-        <w:t xml:space="preserve"> </w:t>
-      </w:r>
-    </w:p>
-    <w:p>
-      <w:pPr>
-        <w:rPr>
-          <w:lang w:val="en-US"/>
-        </w:rPr>
-      </w:pPr>
-    </w:p>
-    <w:p>
-      <w:pPr>
-        <w:rPr>
-          <w:lang w:val="en-US"/>
-        </w:rPr>
-      </w:pPr>
-      <w:r>
-        <w:rPr>
-          <w:lang w:val="en-US"/>
-        </w:rPr>
-        <w:t>3. Removal of non-factual or unnecessary claims</w:t>
-      </w:r>
-    </w:p>
-    <w:p>
-      <w:pPr>
-        <w:rPr>
-          <w:lang w:val="en-US"/>
-        </w:rPr>
-      </w:pPr>
-      <w:r>
-        <w:rPr>
-          <w:lang w:val="en-US"/>
-        </w:rPr>
-        <w:t>-------------------------------------</w:t>
-      </w:r>
-    </w:p>
-    <w:p>
-      <w:pPr>
-        <w:rPr>
-          <w:lang w:val="en-US"/>
-        </w:rPr>
-      </w:pPr>
-    </w:p>
-    <w:p>
-      <w:pPr>
-        <w:rPr>
-          <w:lang w:val="en-US"/>
-        </w:rPr>
-      </w:pPr>
-      <w:r>
-        <w:rPr>
-          <w:lang w:val="en-US"/>
-        </w:rPr>
-        <w:t xml:space="preserve">The letter includes several unsupported or subjective statements that weaken its credibility. These should be removed or revised to ensure </w:t>
-      </w:r>
-      <w:proofErr w:type="spellStart"/>
-      <w:r>
-        <w:rPr>
-          <w:lang w:val="en-US"/>
-        </w:rPr>
-        <w:t>rigour</w:t>
-      </w:r>
-      <w:proofErr w:type="spellEnd"/>
-      <w:r>
-        <w:rPr>
-          <w:lang w:val="en-US"/>
-        </w:rPr>
-        <w:t>.</w:t>
-      </w:r>
-    </w:p>
-    <w:p>
-      <w:pPr>
-        <w:rPr>
-          <w:lang w:val="en-US"/>
-        </w:rPr>
-      </w:pPr>
-    </w:p>
-    <w:p>
-      <w:pPr>
-        <w:rPr>
-          <w:lang w:val="en-US"/>
-        </w:rPr>
-      </w:pPr>
-      <w:r>
-        <w:rPr>
-          <w:lang w:val="en-US"/>
-        </w:rPr>
-        <w:t xml:space="preserve">- L30: "it is rather astonishing that an obvious and related question received relatively little attention until now" </w:t>
-      </w:r>
-    </w:p>
-    <w:p>
-      <w:pPr>
-        <w:rPr>
-          <w:lang w:val="en-US"/>
-        </w:rPr>
-      </w:pPr>
-      <w:r>
-        <w:rPr>
-          <w:lang w:val="en-US"/>
-        </w:rPr>
-        <w:t>-&gt; no references back up this assertion. The words "astonishing" and "obvious" are very subjective, no evidence supports the claim of neglect.</w:t>
-      </w:r>
-    </w:p>
-    <w:p>
-      <w:pPr>
-        <w:ind w:left="708"/>
-        <w:rPr>
-          <w:b/>
-          <w:lang w:val="en-US"/>
-        </w:rPr>
-      </w:pPr>
-      <w:r>
-        <w:rPr>
-          <w:b/>
-          <w:lang w:val="en-US"/>
-        </w:rPr>
-        <w:t xml:space="preserve">Response: </w:t>
-      </w:r>
-      <w:r>
-        <w:rPr>
-          <w:i/>
-          <w:iCs/>
-          <w:lang w:val="en-US"/>
-        </w:rPr>
-        <w:t xml:space="preserve">We changed the sentences into “However, a related and equally important question received relatively little attention until now.” We are aware that the phasing “equally important” still contains a degree of subjectiveness, but we hope you consider this appropriate </w:t>
-      </w:r>
-      <w:proofErr w:type="gramStart"/>
-      <w:r>
-        <w:rPr>
-          <w:i/>
-          <w:iCs/>
-          <w:lang w:val="en-US"/>
-        </w:rPr>
-        <w:t>in light of</w:t>
-      </w:r>
-      <w:proofErr w:type="gramEnd"/>
-      <w:r>
-        <w:rPr>
-          <w:i/>
-          <w:iCs/>
-          <w:lang w:val="en-US"/>
-        </w:rPr>
-        <w:t xml:space="preserve"> the original work (Nussbaum, 2025), where the lack of concise definitions was </w:t>
-      </w:r>
-      <w:proofErr w:type="gramStart"/>
-      <w:r>
-        <w:rPr>
-          <w:i/>
-          <w:iCs/>
-          <w:lang w:val="en-US"/>
-        </w:rPr>
-        <w:t>actually addressed</w:t>
-      </w:r>
-      <w:proofErr w:type="gramEnd"/>
-      <w:r>
-        <w:rPr>
-          <w:i/>
-          <w:iCs/>
-          <w:lang w:val="en-US"/>
-        </w:rPr>
-        <w:t xml:space="preserve"> in a dedicated section</w:t>
-      </w:r>
-      <w:r>
-        <w:rPr>
-          <w:i/>
-          <w:iCs/>
-          <w:lang w:val="en-US"/>
-        </w:rPr>
-        <w:t xml:space="preserve">. </w:t>
-      </w:r>
-      <w:r>
-        <w:rPr>
-          <w:lang w:val="en-US"/>
-        </w:rPr>
-        <w:t xml:space="preserve"> </w:t>
-      </w:r>
-    </w:p>
-    <w:p>
-      <w:pPr>
-        <w:rPr>
-          <w:lang w:val="en-US"/>
-        </w:rPr>
-      </w:pPr>
-      <w:r>
-        <w:rPr>
-          <w:lang w:val="en-US"/>
-        </w:rPr>
-        <w:t>- L</w:t>
-      </w:r>
-      <w:proofErr w:type="gramStart"/>
-      <w:r>
-        <w:rPr>
-          <w:lang w:val="en-US"/>
-        </w:rPr>
-        <w:t>39 :</w:t>
-      </w:r>
-      <w:proofErr w:type="gramEnd"/>
-      <w:r>
-        <w:rPr>
-          <w:lang w:val="en-US"/>
-        </w:rPr>
-        <w:t xml:space="preserve"> "With voice naturalness being a diverse and highly interdisciplinary topic (Pandey et al., 2025), we are pleased to see that our work has already inspired a deeper discussion on its widespread implications." </w:t>
-      </w:r>
-    </w:p>
-    <w:p>
-      <w:pPr>
-        <w:rPr>
-          <w:lang w:val="en-US"/>
-        </w:rPr>
-      </w:pPr>
-      <w:r>
-        <w:rPr>
-          <w:lang w:val="en-US"/>
-        </w:rPr>
-        <w:t xml:space="preserve">-&gt; this sentence implies that the author's work (Nussbaum et al. 2025) has inspired others including Pandey et al. (2025). But the time of submission of the Pandey et al. (2025) paper was in April 2025, before Nussbaum et al. (2025) was published in May 2025. Moreover, Pandey et al. (2025) do not cite Nussbaum et al. (2025). </w:t>
-      </w:r>
-    </w:p>
-    <w:p>
-      <w:pPr>
-        <w:rPr>
-          <w:lang w:val="en-US"/>
-        </w:rPr>
-      </w:pPr>
-      <w:r>
-        <w:rPr>
-          <w:lang w:val="en-US"/>
-        </w:rPr>
-        <w:t xml:space="preserve">Please refrain from any speculative </w:t>
-      </w:r>
-      <w:proofErr w:type="gramStart"/>
-      <w:r>
-        <w:rPr>
-          <w:lang w:val="en-US"/>
-        </w:rPr>
-        <w:t>claim, and</w:t>
-      </w:r>
-      <w:proofErr w:type="gramEnd"/>
-      <w:r>
-        <w:rPr>
-          <w:lang w:val="en-US"/>
-        </w:rPr>
-        <w:t xml:space="preserve"> stick to objective facts.</w:t>
-      </w:r>
-    </w:p>
-    <w:p>
-      <w:pPr>
-        <w:ind w:left="708"/>
-        <w:rPr>
-          <w:lang w:val="en-US"/>
-        </w:rPr>
-      </w:pPr>
-      <w:r>
-        <w:rPr>
-          <w:b/>
-          <w:lang w:val="en-US"/>
-        </w:rPr>
-        <w:t>Response</w:t>
-      </w:r>
-      <w:r>
-        <w:rPr>
-          <w:b/>
-          <w:i/>
-          <w:iCs/>
-          <w:lang w:val="en-US"/>
-        </w:rPr>
-        <w:t>:</w:t>
-      </w:r>
-      <w:r>
-        <w:rPr>
-          <w:i/>
-          <w:iCs/>
-          <w:lang w:val="en-US"/>
-        </w:rPr>
-        <w:t xml:space="preserve"> </w:t>
-      </w:r>
-      <w:r>
-        <w:rPr>
-          <w:i/>
-          <w:iCs/>
-          <w:lang w:val="en-US"/>
-        </w:rPr>
-        <w:t xml:space="preserve">We apologize for this confusion; we did not want to imply that the work of Pandey et al. (2025) was inspired by ours, rather that there were parallel initiatives in the field. </w:t>
-      </w:r>
-      <w:r>
-        <w:rPr>
-          <w:i/>
-          <w:iCs/>
-          <w:lang w:val="en-US"/>
-        </w:rPr>
-        <w:t>We now move</w:t>
-      </w:r>
-      <w:r>
-        <w:rPr>
-          <w:i/>
-          <w:iCs/>
-          <w:lang w:val="en-US"/>
-        </w:rPr>
-        <w:t>d</w:t>
-      </w:r>
-      <w:r>
-        <w:rPr>
-          <w:i/>
-          <w:iCs/>
-          <w:lang w:val="en-US"/>
-        </w:rPr>
-        <w:t xml:space="preserve"> the citation of Pandey et al. (2025) up to the sentence “However, a related and equally important question received relatively little attention until now”, so highlight that their and our works were developed in parallel. With the sentence “we are pleased to see that our work has already inspired a deeper discussion on its widespread implications” we wanted to refer to Pinheiros letter. We hope this is clearer now.</w:t>
-      </w:r>
-      <w:r>
-        <w:rPr>
-          <w:lang w:val="en-US"/>
-        </w:rPr>
-        <w:t xml:space="preserve"> </w:t>
-      </w:r>
-    </w:p>
-    <w:p>
-      <w:pPr>
-        <w:rPr>
-          <w:lang w:val="en-US"/>
-        </w:rPr>
-      </w:pPr>
-      <w:r>
-        <w:rPr>
-          <w:lang w:val="en-US"/>
-        </w:rPr>
-        <w:lastRenderedPageBreak/>
-        <w:t xml:space="preserve">- L106-115: This paragraph repeats Pinheiro's point (5th paragraph of </w:t>
-      </w:r>
-      <w:proofErr w:type="spellStart"/>
-      <w:r>
-        <w:rPr>
-          <w:lang w:val="en-US"/>
-        </w:rPr>
-        <w:t>Pinherio</w:t>
-      </w:r>
-      <w:proofErr w:type="spellEnd"/>
-      <w:r>
-        <w:rPr>
-          <w:lang w:val="en-US"/>
-        </w:rPr>
-        <w:t xml:space="preserve"> (2025, p 4045)), while being much less referenced, and by drawing similar conclusions than Pinheiro (2025). Also, </w:t>
-      </w:r>
-      <w:proofErr w:type="spellStart"/>
-      <w:r>
-        <w:rPr>
-          <w:lang w:val="en-US"/>
-        </w:rPr>
-        <w:t>Orepic</w:t>
-      </w:r>
-      <w:proofErr w:type="spellEnd"/>
-      <w:r>
-        <w:rPr>
-          <w:lang w:val="en-US"/>
-        </w:rPr>
-        <w:t xml:space="preserve"> &amp; Pinheiro (2025), which is cited later in the letter, does seem to have a richer argumentation on the experimental investigation of self-voice.</w:t>
-      </w:r>
-    </w:p>
-    <w:p>
-      <w:pPr>
-        <w:ind w:left="708"/>
-        <w:rPr>
-          <w:color w:val="C00000"/>
-          <w:lang w:val="en-US"/>
-        </w:rPr>
-      </w:pPr>
-      <w:r>
-        <w:rPr>
-          <w:b/>
-          <w:lang w:val="en-US"/>
-        </w:rPr>
-        <w:t>Response:</w:t>
-      </w:r>
-      <w:r>
-        <w:rPr>
-          <w:lang w:val="en-US"/>
-        </w:rPr>
-        <w:t xml:space="preserve"> </w:t>
-      </w:r>
-      <w:r>
-        <w:rPr>
-          <w:i/>
-          <w:iCs/>
-          <w:lang w:val="en-US"/>
-        </w:rPr>
-        <w:t xml:space="preserve">The issue of bone-conductance cues is mentioned in many papers on self-voice perception (including Pinheiro 2025) but is rarely accounted for empirically. We wanted to highlight this methodological problem, and mention the option of bone-conductance headphones, specifically when studying naturalness of impressions. </w:t>
-      </w:r>
-      <w:proofErr w:type="spellStart"/>
-      <w:r>
-        <w:rPr>
-          <w:i/>
-          <w:iCs/>
-          <w:lang w:val="en-US"/>
-        </w:rPr>
-        <w:t>Orepic</w:t>
-      </w:r>
-      <w:proofErr w:type="spellEnd"/>
-      <w:r>
-        <w:rPr>
-          <w:i/>
-          <w:iCs/>
-          <w:lang w:val="en-US"/>
-        </w:rPr>
-        <w:t xml:space="preserve"> &amp; Pinheiro (202</w:t>
-      </w:r>
-      <w:r>
-        <w:rPr>
-          <w:i/>
-          <w:iCs/>
-          <w:lang w:val="en-US"/>
-        </w:rPr>
-        <w:t>6</w:t>
-      </w:r>
-      <w:r>
-        <w:rPr>
-          <w:i/>
-          <w:iCs/>
-          <w:lang w:val="en-US"/>
-        </w:rPr>
-        <w:t>)</w:t>
-      </w:r>
-      <w:r>
-        <w:rPr>
-          <w:i/>
-          <w:iCs/>
-          <w:lang w:val="en-US"/>
-        </w:rPr>
-        <w:t xml:space="preserve"> have a very rich argumentation on self-voice processing, but the term “naturalness” is not mentioned once in this work, and neither is our framework cited. </w:t>
-      </w:r>
-      <w:r>
-        <w:rPr>
-          <w:i/>
-          <w:iCs/>
-          <w:lang w:val="en-US"/>
-        </w:rPr>
-        <w:t>But since Pinheiro (2025) made it clear herself: these two topics are inherently connected.</w:t>
-      </w:r>
-      <w:r>
-        <w:rPr>
-          <w:lang w:val="en-US"/>
-        </w:rPr>
-        <w:t xml:space="preserve"> </w:t>
-      </w:r>
-    </w:p>
-    <w:p>
-      <w:pPr>
-        <w:rPr>
-          <w:lang w:val="en-US"/>
-        </w:rPr>
-      </w:pPr>
-    </w:p>
-    <w:p>
-      <w:pPr>
-        <w:rPr>
-          <w:lang w:val="en-US"/>
-        </w:rPr>
-      </w:pPr>
-      <w:r>
-        <w:rPr>
-          <w:lang w:val="en-US"/>
-        </w:rPr>
-        <w:t xml:space="preserve">Reviewer 2: I was asked to review this response as someone who has conducted extensive research on issues of speech and voice perception from both a theoretical and applied perspective, as someone whose work is in the field of speech-language pathology. </w:t>
-      </w:r>
-    </w:p>
-    <w:p>
-      <w:pPr>
-        <w:rPr>
-          <w:lang w:val="en-US"/>
-        </w:rPr>
-      </w:pPr>
-      <w:r>
-        <w:rPr>
-          <w:lang w:val="en-US"/>
-        </w:rPr>
-        <w:t>The issue of voice perception is an important one. In truth, I procrastinated reviewing this article for quite some time.</w:t>
-      </w:r>
-      <w:r>
-        <w:rPr>
-          <w:lang w:val="en-US"/>
-        </w:rPr>
-        <w:t xml:space="preserve"> </w:t>
-      </w:r>
-      <w:r>
-        <w:rPr>
-          <w:lang w:val="en-US"/>
-        </w:rPr>
-        <w:t xml:space="preserve">I personally find the terms of the debate, as defined by the authors of this article (and the original piece) and the response to be a bit foreign to me, quite far afield from how I—and others trained in sociolinguistics—talk about voice. The entire exercise </w:t>
-      </w:r>
-      <w:proofErr w:type="gramStart"/>
-      <w:r>
-        <w:rPr>
-          <w:lang w:val="en-US"/>
-        </w:rPr>
-        <w:t>become</w:t>
-      </w:r>
-      <w:proofErr w:type="gramEnd"/>
-      <w:r>
-        <w:rPr>
-          <w:lang w:val="en-US"/>
-        </w:rPr>
-        <w:t xml:space="preserve"> one of enormous </w:t>
-      </w:r>
-      <w:proofErr w:type="gramStart"/>
-      <w:r>
-        <w:rPr>
-          <w:lang w:val="en-US"/>
-        </w:rPr>
-        <w:t>frustration</w:t>
-      </w:r>
-      <w:proofErr w:type="gramEnd"/>
-      <w:r>
-        <w:rPr>
-          <w:lang w:val="en-US"/>
-        </w:rPr>
-        <w:t xml:space="preserve">. </w:t>
-      </w:r>
-      <w:proofErr w:type="gramStart"/>
-      <w:r>
-        <w:rPr>
-          <w:lang w:val="en-US"/>
-        </w:rPr>
-        <w:t>But,</w:t>
-      </w:r>
-      <w:proofErr w:type="gramEnd"/>
-      <w:r>
-        <w:rPr>
-          <w:lang w:val="en-US"/>
-        </w:rPr>
-        <w:t xml:space="preserve"> I agreed to the </w:t>
-      </w:r>
-      <w:proofErr w:type="gramStart"/>
-      <w:r>
-        <w:rPr>
-          <w:lang w:val="en-US"/>
-        </w:rPr>
-        <w:t>review</w:t>
-      </w:r>
-      <w:proofErr w:type="gramEnd"/>
-      <w:r>
-        <w:rPr>
-          <w:lang w:val="en-US"/>
-        </w:rPr>
-        <w:t xml:space="preserve"> and I </w:t>
-      </w:r>
-      <w:proofErr w:type="gramStart"/>
-      <w:r>
-        <w:rPr>
-          <w:lang w:val="en-US"/>
-        </w:rPr>
-        <w:t>have to</w:t>
-      </w:r>
-      <w:proofErr w:type="gramEnd"/>
-      <w:r>
-        <w:rPr>
-          <w:lang w:val="en-US"/>
-        </w:rPr>
-        <w:t xml:space="preserve"> write something, so here it is.</w:t>
-      </w:r>
-    </w:p>
-    <w:p>
-      <w:pPr>
-        <w:rPr>
-          <w:lang w:val="en-US"/>
-        </w:rPr>
-      </w:pPr>
-      <w:r>
-        <w:rPr>
-          <w:lang w:val="en-US"/>
-        </w:rPr>
-        <w:t>I do agree that the authors of this rebuttal have convincingly addressed some of Pineiro's critiques. However, Pineiro's critique and this rebuttal are missing what I would argue is the biggest problem with the original model: it treats naturalness as if it were an essential quality of speech, shared by an entire speech community. To judge something as 'natural', one must have a notion of how speech should be produced in a particular context. That is, as a male-presenting person who is 185 cm tall with a vocal tract that is commensurate with that height, people might judge my speech to be unnatural if I were to speak with an especially elevated larynx and spread lips, as those maneuvers would raise my formants more than some people would expect. But that would not be the case for people who know that despite my male presentation, my gender is not male but genderqueer, and that speaking with a variety of F0 and formant-frequency combinations is one of the ways that I convey</w:t>
-      </w:r>
-      <w:r>
-        <w:rPr>
-          <w:lang w:val="en-US"/>
-        </w:rPr>
-        <w:t xml:space="preserve"> </w:t>
-      </w:r>
-      <w:r>
-        <w:rPr>
-          <w:lang w:val="en-US"/>
-        </w:rPr>
-        <w:t xml:space="preserve">my gender. For those people—as for me—it would be unnatural if I were to speak with low formants and a low f0. The 'naturalness' of me speaking with a low f0 and low formant frequencies reflects not some platonic ideal of naturalness, but the imposition of a cultural prohibition against male-looking people speaking in a way that doesn't sound canonically heterosexual or cisgender. </w:t>
-      </w:r>
-    </w:p>
-    <w:p>
-      <w:pPr>
-        <w:rPr>
-          <w:lang w:val="en-US"/>
-        </w:rPr>
-      </w:pPr>
-      <w:r>
-        <w:rPr>
-          <w:lang w:val="en-US"/>
-        </w:rPr>
-        <w:t xml:space="preserve">Pineiro's original critique did not frame the issue of self-perception this way, and hence the authors of this response cannot be faulted for not addressing that specific issue. </w:t>
-      </w:r>
-      <w:r>
-        <w:rPr>
-          <w:lang w:val="en-US"/>
-        </w:rPr>
-        <w:t xml:space="preserve">But the issue must be addressed for the original model to have any utility to communities beyond the scientific and technical communities that have historically ignored social aspects of speech production. </w:t>
-      </w:r>
-      <w:r>
-        <w:rPr>
-          <w:lang w:val="en-US"/>
-        </w:rPr>
-        <w:t xml:space="preserve">One could say that the original model is sufficiently flexible to account for the ways in which individual listeners would conceptualize naturalness, but doing so makes me immediately wonder why naturalness is being invoked in the first place. The answer, of course, is that 'naturalness' has always been a </w:t>
-      </w:r>
-      <w:proofErr w:type="gramStart"/>
-      <w:r>
-        <w:rPr>
-          <w:lang w:val="en-US"/>
-        </w:rPr>
-        <w:t>criteria</w:t>
-      </w:r>
-      <w:proofErr w:type="gramEnd"/>
-      <w:r>
-        <w:rPr>
-          <w:lang w:val="en-US"/>
-        </w:rPr>
-        <w:t xml:space="preserve"> for evaluating synthetic speech. 'Naturalness' has done a lot of heavy lifting in allowing people to exercise linguistic discrimination without calling it such. If one says that male-presenting speech with higher-than-expected formants is 'unnatural', then one can simply silence those</w:t>
-      </w:r>
-      <w:r>
-        <w:rPr>
-          <w:lang w:val="en-US"/>
-        </w:rPr>
-        <w:t xml:space="preserve"> </w:t>
-      </w:r>
-      <w:r>
-        <w:rPr>
-          <w:lang w:val="en-US"/>
-        </w:rPr>
-        <w:t xml:space="preserve">(synthetic) voices without acknowledging that the judgment of naturalness was only ever an expression of cissexism </w:t>
-      </w:r>
-      <w:r>
-        <w:rPr>
-          <w:lang w:val="en-US"/>
-        </w:rPr>
-        <w:lastRenderedPageBreak/>
-        <w:t xml:space="preserve">and homophobia. The fact that we're debating models of 'naturalness' without centering that simple fact of history is, if I may be blunt, exceptionally frustrating. </w:t>
-      </w:r>
-    </w:p>
-    <w:p>
-      <w:pPr>
-        <w:rPr>
-          <w:lang w:val="en-US"/>
-        </w:rPr>
-      </w:pPr>
-      <w:r>
-        <w:rPr>
-          <w:lang w:val="en-US"/>
-        </w:rPr>
-        <w:t xml:space="preserve">In sum, I suppose I recommend that this paper be accepted, but I find the entire endeavor so deeply problematic that it gives me no pleasure to do so. </w:t>
-      </w:r>
-    </w:p>
-    <w:p>
-      <w:pPr>
-        <w:ind w:left="360"/>
-        <w:rPr>
-          <w:bCs/>
-          <w:i/>
-          <w:iCs/>
-          <w:lang w:val="en-US"/>
-        </w:rPr>
-      </w:pPr>
-      <w:r>
-        <w:rPr>
-          <w:b/>
-          <w:lang w:val="en-US"/>
-        </w:rPr>
-        <w:t xml:space="preserve">Response: </w:t>
-      </w:r>
-      <w:r>
-        <w:rPr>
-          <w:bCs/>
-          <w:i/>
-          <w:iCs/>
-          <w:lang w:val="en-US"/>
-        </w:rPr>
-        <w:t xml:space="preserve">Thank you for your honest and critical response. When studying voice perception, we want to study how people form impressions based on others from the vocal cues they perceive. Sometimes, this leads to evaluations that the affected individuals will perceive as unfitting or hurtful, which in turn leads to discrimination and suffering. This should be acknowledged and as researchers, we have a responsibility to critically reflect on our concepts, the underlying mindsets and our choice of wording, </w:t>
+          <w:bCs/>
+          <w:i/>
+          <w:iCs/>
+          <w:lang w:val="en-US"/>
+        </w:rPr>
+        <w:t xml:space="preserve">Thank you for your honest and critical response. When studying voice perception, we want to </w:t>
+      </w:r>
+      <w:r>
+        <w:rPr>
+          <w:bCs/>
+          <w:i/>
+          <w:iCs/>
+          <w:lang w:val="en-US"/>
+        </w:rPr>
+        <w:t>examine how people form impressions of others based on</w:t>
+      </w:r>
+      <w:r>
+        <w:rPr>
+          <w:bCs/>
+          <w:i/>
+          <w:iCs/>
+          <w:lang w:val="en-US"/>
+        </w:rPr>
+        <w:t xml:space="preserve"> the vocal cues they perceive. Sometimes, this </w:t>
+      </w:r>
+      <w:r>
+        <w:rPr>
+          <w:bCs/>
+          <w:i/>
+          <w:iCs/>
+          <w:lang w:val="en-US"/>
+        </w:rPr>
+        <w:t>results in evaluations that the affected individuals perceive as ill-suited</w:t>
+      </w:r>
+      <w:r>
+        <w:rPr>
+          <w:bCs/>
+          <w:i/>
+          <w:iCs/>
+          <w:lang w:val="en-US"/>
+        </w:rPr>
+        <w:t xml:space="preserve"> or hurtful, which in turn leads to discrimination and suffering. This should be acknowledged</w:t>
+      </w:r>
+      <w:r>
+        <w:rPr>
+          <w:bCs/>
+          <w:i/>
+          <w:iCs/>
+          <w:lang w:val="en-US"/>
+        </w:rPr>
+        <w:t>, and as researchers, we have a responsibility to critically reflect on our concepts, the underlying mindsets,</w:t>
+      </w:r>
+      <w:r>
+        <w:rPr>
+          <w:bCs/>
+          <w:i/>
+          <w:iCs/>
+          <w:lang w:val="en-US"/>
+        </w:rPr>
+        <w:t xml:space="preserve"> and our choice of wording, </w:t>
       </w:r>
       <w:proofErr w:type="gramStart"/>
       <w:r>
@@ -2741,25 +2882,7 @@
           <w:iCs/>
           <w:lang w:val="en-US"/>
         </w:rPr>
-        <w:t>“</w:t>
-      </w:r>
-      <w:r>
-        <w:rPr>
-          <w:bCs/>
-          <w:i/>
-          <w:iCs/>
-          <w:lang w:val="en-US"/>
-        </w:rPr>
-        <w:t>I personally find the terms of the debate, as defined by the authors of this article (and the original piece) and the response to be a bit foreign to me, quite far afield from how I—and others trained in sociolinguistics—talk about voice.</w:t>
-      </w:r>
-      <w:r>
-        <w:rPr>
-          <w:bCs/>
-          <w:i/>
-          <w:iCs/>
-          <w:lang w:val="en-US"/>
-        </w:rPr>
-        <w:t>” -&gt; thank you for this perspective</w:t>
+        <w:t>“I personally find the terms of the debate, as defined by the authors of this article (and the original piece) and the response to be a bit foreign to me, quite far afield from how I—and others trained in sociolinguistics—talk about voice.” -&gt; thank you for this perspective</w:t>
       </w:r>
       <w:r>
         <w:rPr>
@@ -2975,7 +3098,23 @@
           <w:iCs/>
           <w:lang w:val="en-US"/>
         </w:rPr>
-        <w:t xml:space="preserve">, it is not shared by an entire community, and in fact </w:t>
+        <w:t>, it is not shared by an entire community, and in fact</w:t>
+      </w:r>
+      <w:r>
+        <w:rPr>
+          <w:i/>
+          <w:iCs/>
+          <w:lang w:val="en-US"/>
+        </w:rPr>
+        <w:t>,</w:t>
+      </w:r>
+      <w:r>
+        <w:rPr>
+          <w:i/>
+          <w:iCs/>
+          <w:lang w:val="en-US"/>
+        </w:rPr>
+        <w:t xml:space="preserve"> </w:t>
       </w:r>
       <w:r>
         <w:rPr>
@@ -3184,58 +3323,47 @@
           <w:iCs/>
           <w:lang w:val="en-US"/>
         </w:rPr>
-        <w:t>e just a description of what is “acoustically” appropriate or acceptable in a certain context. It is always an interplay between a signal,</w:t>
-      </w:r>
-      <w:r>
-        <w:rPr>
-          <w:i/>
-          <w:iCs/>
-          <w:lang w:val="en-US"/>
-        </w:rPr>
-        <w:t xml:space="preserve"> the </w:t>
-      </w:r>
-      <w:proofErr w:type="gramStart"/>
-      <w:r>
-        <w:rPr>
-          <w:i/>
-          <w:iCs/>
-          <w:lang w:val="en-US"/>
-        </w:rPr>
-        <w:t xml:space="preserve">sender, </w:t>
-      </w:r>
-      <w:r>
-        <w:rPr>
-          <w:i/>
-          <w:iCs/>
-          <w:lang w:val="en-US"/>
-        </w:rPr>
-        <w:t xml:space="preserve"> its</w:t>
-      </w:r>
-      <w:proofErr w:type="gramEnd"/>
-      <w:r>
-        <w:rPr>
-          <w:i/>
-          <w:iCs/>
-          <w:lang w:val="en-US"/>
-        </w:rPr>
-        <w:t xml:space="preserve"> context and a listener. </w:t>
-      </w:r>
-      <w:r>
-        <w:rPr>
-          <w:i/>
-          <w:iCs/>
-          <w:lang w:val="en-US"/>
-        </w:rPr>
-        <w:t xml:space="preserve">What naturalness should NEVER be is a leverage to repress vocal diversity, which </w:t>
-      </w:r>
-      <w:r>
-        <w:rPr>
-          <w:i/>
-          <w:iCs/>
-          <w:lang w:val="en-US"/>
-        </w:rPr>
-        <w:lastRenderedPageBreak/>
-        <w:t xml:space="preserve">is why in our view the explicit debate around its conceptualization is so crucial. </w:t>
+        <w:t>e just a description of what is “acoustically appropriate or acceptable</w:t>
+      </w:r>
+      <w:r>
+        <w:rPr>
+          <w:i/>
+          <w:iCs/>
+          <w:lang w:val="en-US"/>
+        </w:rPr>
+        <w:t>”</w:t>
+      </w:r>
+      <w:r>
+        <w:rPr>
+          <w:i/>
+          <w:iCs/>
+          <w:lang w:val="en-US"/>
+        </w:rPr>
+        <w:t xml:space="preserve"> in a certain context. It is always an interplay between a signal,</w:t>
+      </w:r>
+      <w:r>
+        <w:rPr>
+          <w:i/>
+          <w:iCs/>
+          <w:lang w:val="en-US"/>
+        </w:rPr>
+        <w:t xml:space="preserve"> the sender,</w:t>
+      </w:r>
+      <w:r>
+        <w:rPr>
+          <w:i/>
+          <w:iCs/>
+          <w:lang w:val="en-US"/>
+        </w:rPr>
+        <w:t xml:space="preserve"> its context and a listener. </w:t>
+      </w:r>
+      <w:r>
+        <w:rPr>
+          <w:i/>
+          <w:iCs/>
+          <w:lang w:val="en-US"/>
+        </w:rPr>
+        <w:t xml:space="preserve">What naturalness should NEVER be is a leverage to repress vocal diversity, which is why in our view the explicit debate around its conceptualization is so crucial. </w:t>
       </w:r>
       <w:r>
         <w:rPr>
@@ -3323,6 +3451,7 @@
           <w:iCs/>
           <w:lang w:val="en-US"/>
         </w:rPr>
+        <w:lastRenderedPageBreak/>
         <w:t>“Naturalness' has done a lot of heavy lifting in allowing people to exercise linguistic discrimination without calling it such.” -</w:t>
       </w:r>
       <w:proofErr w:type="gramStart"/>
@@ -3607,7 +3736,39 @@
           <w:iCs/>
           <w:lang w:val="en-US"/>
         </w:rPr>
-        <w:t>Please note that, following the suggestions of Reviewer 1, we changed our argumentation that now highlighted that Pinheiros viewpoint is not in opposition to ours, but we outlined how the concept of self-voice could be integrated into the naturalness framework by considering the concept of authenticity. We hope that this addresses your concern.</w:t>
+        <w:t xml:space="preserve">Please note that, following the suggestions of Reviewer 1, we changed our argumentation </w:t>
+      </w:r>
+      <w:r>
+        <w:rPr>
+          <w:i/>
+          <w:iCs/>
+          <w:lang w:val="en-US"/>
+        </w:rPr>
+        <w:t>to highlight that Pinheiro</w:t>
+      </w:r>
+      <w:r>
+        <w:rPr>
+          <w:i/>
+          <w:iCs/>
+          <w:lang w:val="en-US"/>
+        </w:rPr>
+        <w:t>´</w:t>
+      </w:r>
+      <w:r>
+        <w:rPr>
+          <w:i/>
+          <w:iCs/>
+          <w:lang w:val="en-US"/>
+        </w:rPr>
+        <w:t>s</w:t>
+      </w:r>
+      <w:r>
+        <w:rPr>
+          <w:i/>
+          <w:iCs/>
+          <w:lang w:val="en-US"/>
+        </w:rPr>
+        <w:t xml:space="preserve"> viewpoint is not in opposition to ours, but we outlined how the concept of self-voice could be integrated into the naturalness framework by considering the concept of authenticity. We hope that this addresses your concern.</w:t>
       </w:r>
       <w:r>
         <w:rPr>
@@ -4026,7 +4187,6 @@
           <w:b/>
           <w:lang w:val="en-US"/>
         </w:rPr>
-        <w:lastRenderedPageBreak/>
         <w:t>Response:</w:t>
       </w:r>
       <w:r>
@@ -4097,13 +4257,6 @@
         </w:rPr>
         <w:t xml:space="preserve"> </w:t>
       </w:r>
-    </w:p>
-    <w:p>
-      <w:pPr>
-        <w:rPr>
-          <w:lang w:val="en-US"/>
-        </w:rPr>
-      </w:pPr>
     </w:p>
     <w:p>
       <w:pPr>
@@ -4734,6 +4887,7 @@
   <w:style w:type="character" w:default="1" w:styleId="Absatz-Standardschriftart">
     <w:name w:val="Default Paragraph Font"/>
     <w:uiPriority w:val="1"/>
+    <w:semiHidden/>
     <w:unhideWhenUsed/>
   </w:style>
   <w:style w:type="table" w:default="1" w:styleId="NormaleTabelle">
